--- a/CÔNG TY THIÊN VINH/ThayDoiCSH_DDPL/ThienVinh_ThayDoiCSH_DDPL/HoSo2_QUYẾT ĐỊNH THAY ĐỔI.docx
+++ b/CÔNG TY THIÊN VINH/ThayDoiCSH_DDPL/ThienVinh_ThayDoiCSH_DDPL/HoSo2_QUYẾT ĐỊNH THAY ĐỔI.docx
@@ -78,13 +78,13 @@
             <w:r>
               <w:rPr>
                 <w:rFonts w:ascii="Times New Roman" w:eastAsia="Times New Roman" w:hAnsi="Times New Roman" w:cs="Times New Roman"/>
-                <w:b/>
-                <w:bCs/>
-                <w:sz w:val="28"/>
-                <w:szCs w:val="28"/>
-              </w:rPr>
-              <w:t>CÔNG TY TNHH SẢN XUẤT LI XING</w:t>
-            </w:r>
+                <w:sz w:val="28"/>
+                <w:szCs w:val="28"/>
+              </w:rPr>
+              <w:t>CÔNG TY TNHH TM - DV THIÊN VINH</w:t>
+            </w:r>
+            <w:bookmarkStart w:id="0" w:name="_GoBack"/>
+            <w:bookmarkEnd w:id="0"/>
           </w:p>
           <w:p>
             <w:pPr>
@@ -287,7 +287,7 @@
                 <w:sz w:val="28"/>
                 <w:szCs w:val="28"/>
               </w:rPr>
-              <w:t>16</w:t>
+              <w:t>1</w:t>
             </w:r>
             <w:r>
               <w:rPr>
@@ -297,7 +297,7 @@
                 <w:sz w:val="28"/>
                 <w:szCs w:val="28"/>
               </w:rPr>
-              <w:t xml:space="preserve">  tháng </w:t>
+              <w:t>9</w:t>
             </w:r>
             <w:r>
               <w:rPr>
@@ -307,7 +307,17 @@
                 <w:sz w:val="28"/>
                 <w:szCs w:val="28"/>
               </w:rPr>
-              <w:t>3</w:t>
+              <w:t xml:space="preserve">  tháng </w:t>
+            </w:r>
+            <w:r>
+              <w:rPr>
+                <w:rFonts w:ascii="Times New Roman" w:eastAsia="Times New Roman" w:hAnsi="Times New Roman" w:cs="Times New Roman"/>
+                <w:i/>
+                <w:iCs/>
+                <w:sz w:val="28"/>
+                <w:szCs w:val="28"/>
+              </w:rPr>
+              <w:t>6</w:t>
             </w:r>
             <w:r>
               <w:rPr>
@@ -448,8 +458,6 @@
         </w:rPr>
         <w:t>, thay đổi ngành nghề</w:t>
       </w:r>
-      <w:bookmarkStart w:id="0" w:name="_GoBack"/>
-      <w:bookmarkEnd w:id="0"/>
     </w:p>
     <w:p>
       <w:pPr>
@@ -660,7 +668,7 @@
           <w:sz w:val="28"/>
           <w:szCs w:val="28"/>
         </w:rPr>
-        <w:t>CÔNG TY TNHH SẢN XUẤT LI XING</w:t>
+        <w:t>CÔNG TY TNHH TM - DV THIÊN VINH</w:t>
       </w:r>
     </w:p>
     <w:p>
@@ -834,7 +842,7 @@
           <w:sz w:val="28"/>
           <w:szCs w:val="28"/>
         </w:rPr>
-        <w:t>NGUYỄN VĂN VỊNH</w:t>
+        <w:t>TRẦN THỊ THANH THÚY</w:t>
       </w:r>
       <w:r>
         <w:rPr>
@@ -938,7 +946,7 @@
           <w:sz w:val="28"/>
           <w:szCs w:val="28"/>
         </w:rPr>
-        <w:t>PENG, HUAQIONG</w:t>
+        <w:t>LỘC LỤC MÚI</w:t>
       </w:r>
       <w:r>
         <w:rPr>
@@ -970,15 +978,7 @@
           <w:sz w:val="28"/>
           <w:szCs w:val="28"/>
         </w:rPr>
-        <w:t>Giám</w:t>
-      </w:r>
-      <w:r>
-        <w:rPr>
-          <w:rFonts w:ascii="Times New Roman" w:hAnsi="Times New Roman"/>
-          <w:sz w:val="28"/>
-          <w:szCs w:val="28"/>
-        </w:rPr>
-        <w:t xml:space="preserve"> đốc</w:t>
+        <w:t>Chủ tịch công ty kiêm giám đốc</w:t>
       </w:r>
     </w:p>
     <w:p>
@@ -1032,23 +1032,16 @@
           <w:sz w:val="28"/>
           <w:szCs w:val="28"/>
         </w:rPr>
-        <w:t xml:space="preserve">Họ và tên: PENG, HUAQIONG </w:t>
-      </w:r>
-      <w:r>
-        <w:rPr>
-          <w:rFonts w:ascii="Times New Roman" w:hAnsi="Times New Roman"/>
-          <w:sz w:val="28"/>
-          <w:szCs w:val="28"/>
-        </w:rPr>
-        <w:t>;</w:t>
-      </w:r>
-      <w:r>
-        <w:rPr>
-          <w:rFonts w:ascii="Times New Roman" w:hAnsi="Times New Roman"/>
-          <w:sz w:val="28"/>
-          <w:szCs w:val="28"/>
-        </w:rPr>
-        <w:t xml:space="preserve"> Giới tính: Nữ</w:t>
+        <w:t>o</w:t>
+      </w:r>
+      <w:r>
+        <w:rPr>
+          <w:rFonts w:ascii="Times New Roman" w:hAnsi="Times New Roman"/>
+          <w:sz w:val="28"/>
+          <w:szCs w:val="28"/>
+        </w:rPr>
+        <w:tab/>
+        <w:t>Họ và tên: LỘC LỤC MÚI</w:t>
       </w:r>
     </w:p>
     <w:p>
@@ -1068,7 +1061,16 @@
           <w:sz w:val="28"/>
           <w:szCs w:val="28"/>
         </w:rPr>
-        <w:t>Chức danh: Giám đốc</w:t>
+        <w:t>o</w:t>
+      </w:r>
+      <w:r>
+        <w:rPr>
+          <w:rFonts w:ascii="Times New Roman" w:hAnsi="Times New Roman"/>
+          <w:sz w:val="28"/>
+          <w:szCs w:val="28"/>
+        </w:rPr>
+        <w:tab/>
+        <w:t>Số định danh cá nhân: 075190004632</w:t>
       </w:r>
     </w:p>
     <w:p>
@@ -1088,23 +1090,16 @@
           <w:sz w:val="28"/>
           <w:szCs w:val="28"/>
         </w:rPr>
-        <w:t>Sinh ngày: 13/04/2000</w:t>
-      </w:r>
-      <w:r>
-        <w:rPr>
-          <w:rFonts w:ascii="Times New Roman" w:hAnsi="Times New Roman"/>
-          <w:sz w:val="28"/>
-          <w:szCs w:val="28"/>
-        </w:rPr>
-        <w:t>;</w:t>
-      </w:r>
-      <w:r>
-        <w:rPr>
-          <w:rFonts w:ascii="Times New Roman" w:hAnsi="Times New Roman"/>
-          <w:sz w:val="28"/>
-          <w:szCs w:val="28"/>
-        </w:rPr>
-        <w:t xml:space="preserve"> Quốc tịch: TRUNG QUỐC</w:t>
+        <w:t>o</w:t>
+      </w:r>
+      <w:r>
+        <w:rPr>
+          <w:rFonts w:ascii="Times New Roman" w:hAnsi="Times New Roman"/>
+          <w:sz w:val="28"/>
+          <w:szCs w:val="28"/>
+        </w:rPr>
+        <w:tab/>
+        <w:t>Ngày cấp: 25/12/2022</w:t>
       </w:r>
     </w:p>
     <w:p>
@@ -1124,7 +1119,16 @@
           <w:sz w:val="28"/>
           <w:szCs w:val="28"/>
         </w:rPr>
-        <w:t>Loại giấy tờ pháp lý của cá nhân: Hộ chiếu nước ngoài</w:t>
+        <w:t>o</w:t>
+      </w:r>
+      <w:r>
+        <w:rPr>
+          <w:rFonts w:ascii="Times New Roman" w:hAnsi="Times New Roman"/>
+          <w:sz w:val="28"/>
+          <w:szCs w:val="28"/>
+        </w:rPr>
+        <w:tab/>
+        <w:t>Nơi cấp: Cục cảnh sát quản lý hành chính về trật tự xã hội</w:t>
       </w:r>
     </w:p>
     <w:p>
@@ -1144,7 +1148,16 @@
           <w:sz w:val="28"/>
           <w:szCs w:val="28"/>
         </w:rPr>
-        <w:t>Số giấy tờ pháp lý của cá nhân: EJ1533179</w:t>
+        <w:t>o</w:t>
+      </w:r>
+      <w:r>
+        <w:rPr>
+          <w:rFonts w:ascii="Times New Roman" w:hAnsi="Times New Roman"/>
+          <w:sz w:val="28"/>
+          <w:szCs w:val="28"/>
+        </w:rPr>
+        <w:tab/>
+        <w:t>Giới tính: Nữ</w:t>
       </w:r>
     </w:p>
     <w:p>
@@ -1164,7 +1177,16 @@
           <w:sz w:val="28"/>
           <w:szCs w:val="28"/>
         </w:rPr>
-        <w:t>Ngày cấp: 26/03/2020 | Nơi cấp: Cục Quản lý Nhập cư Quốc gia, Cộng hòa Nhân dân Trung Hoa</w:t>
+        <w:t>o</w:t>
+      </w:r>
+      <w:r>
+        <w:rPr>
+          <w:rFonts w:ascii="Times New Roman" w:hAnsi="Times New Roman"/>
+          <w:sz w:val="28"/>
+          <w:szCs w:val="28"/>
+        </w:rPr>
+        <w:tab/>
+        <w:t>Ngày sinh: 02/07/1990</w:t>
       </w:r>
     </w:p>
     <w:p>
@@ -1184,7 +1206,16 @@
           <w:sz w:val="28"/>
           <w:szCs w:val="28"/>
         </w:rPr>
-        <w:t>Địa chỉ thường trú: Tổ 2, làng Ngụy Gia Sơn , thị trấn Vạn An, huyện Ân Dương, thành phố Ba Trung, tỉnh Tứ Xuyên, Trung Quốc</w:t>
+        <w:t>o</w:t>
+      </w:r>
+      <w:r>
+        <w:rPr>
+          <w:rFonts w:ascii="Times New Roman" w:hAnsi="Times New Roman"/>
+          <w:sz w:val="28"/>
+          <w:szCs w:val="28"/>
+        </w:rPr>
+        <w:tab/>
+        <w:t>Nơi thường trú và địa chỉ liên lạc: Số 360p, Khu Phố Bình Nhâm, Phường Lái Thiêu, Thành Phố Hồ Chí Minh</w:t>
       </w:r>
     </w:p>
     <w:p>
@@ -1205,7 +1236,16 @@
           <w:szCs w:val="28"/>
         </w:rPr>
         <w:lastRenderedPageBreak/>
-        <w:t>Địa chỉ liên lạc: 139 Đường Uyên Hưng 24, Khu phố 6, Phường Tân Uyên, Thành phố Hồ Chí Minh, Việt Nam</w:t>
+        <w:t>o</w:t>
+      </w:r>
+      <w:r>
+        <w:rPr>
+          <w:rFonts w:ascii="Times New Roman" w:hAnsi="Times New Roman"/>
+          <w:sz w:val="28"/>
+          <w:szCs w:val="28"/>
+        </w:rPr>
+        <w:tab/>
+        <w:t>Chức danh: Chủ tịch công ty kiêm giám đốc</w:t>
       </w:r>
     </w:p>
     <w:p>
@@ -1318,7 +1358,23 @@
           <w:sz w:val="28"/>
           <w:szCs w:val="28"/>
         </w:rPr>
-        <w:t>Cập nhật danh sách ngành nghề như sau:</w:t>
+        <w:t xml:space="preserve">Cập nhật danh sách ngành nghề </w:t>
+      </w:r>
+      <w:r>
+        <w:rPr>
+          <w:rFonts w:ascii="Times New Roman" w:hAnsi="Times New Roman" w:cs="Times New Roman"/>
+          <w:sz w:val="28"/>
+          <w:szCs w:val="28"/>
+        </w:rPr>
+        <w:t xml:space="preserve"> theo Quyết định số 36/2025/QĐ-TTg</w:t>
+      </w:r>
+      <w:r>
+        <w:rPr>
+          <w:rFonts w:ascii="Times New Roman" w:hAnsi="Times New Roman" w:cs="Times New Roman"/>
+          <w:sz w:val="28"/>
+          <w:szCs w:val="28"/>
+        </w:rPr>
+        <w:t>:</w:t>
       </w:r>
     </w:p>
     <w:p>
@@ -1358,33 +1414,90 @@
           <w:sz w:val="28"/>
           <w:szCs w:val="28"/>
         </w:rPr>
+        <w:t>:</w:t>
+      </w:r>
+      <w:r>
+        <w:rPr>
+          <w:rFonts w:ascii="Times New Roman" w:hAnsi="Times New Roman"/>
+          <w:sz w:val="28"/>
+          <w:szCs w:val="28"/>
+        </w:rPr>
         <w:br/>
       </w:r>
     </w:p>
     <w:tbl>
       <w:tblPr>
-        <w:tblW w:w="9214" w:type="dxa"/>
-        <w:tblInd w:w="108" w:type="dxa"/>
-        <w:tblBorders>
-          <w:top w:val="single" w:sz="4" w:space="0" w:color="000000"/>
-          <w:left w:val="single" w:sz="4" w:space="0" w:color="000000"/>
-          <w:bottom w:val="single" w:sz="4" w:space="0" w:color="000000"/>
-          <w:right w:val="single" w:sz="4" w:space="0" w:color="000000"/>
-          <w:insideH w:val="single" w:sz="4" w:space="0" w:color="000000"/>
-          <w:insideV w:val="single" w:sz="4" w:space="0" w:color="000000"/>
-        </w:tblBorders>
+        <w:tblStyle w:val="TableGrid4"/>
+        <w:tblW w:w="0" w:type="auto"/>
+        <w:jc w:val="center"/>
         <w:tblLook w:val="04A0" w:firstRow="1" w:lastRow="0" w:firstColumn="1" w:lastColumn="0" w:noHBand="0" w:noVBand="1"/>
       </w:tblPr>
       <w:tblGrid>
-        <w:gridCol w:w="810"/>
-        <w:gridCol w:w="5466"/>
-        <w:gridCol w:w="901"/>
-        <w:gridCol w:w="2037"/>
+        <w:gridCol w:w="632"/>
+        <w:gridCol w:w="923"/>
+        <w:gridCol w:w="6706"/>
+        <w:gridCol w:w="1025"/>
       </w:tblGrid>
       <w:tr>
-        <w:tc>
-          <w:tcPr>
-            <w:tcW w:w="810" w:type="dxa"/>
+        <w:trPr>
+          <w:tblHeader/>
+          <w:jc w:val="center"/>
+        </w:trPr>
+        <w:tc>
+          <w:tcPr>
+            <w:tcW w:w="0" w:type="auto"/>
+            <w:shd w:val="clear" w:color="auto" w:fill="D9EAF7"/>
+            <w:vAlign w:val="center"/>
+          </w:tcPr>
+          <w:p>
+            <w:pPr>
+              <w:spacing w:after="0" w:line="240" w:lineRule="auto"/>
+              <w:ind w:left="0" w:right="0"/>
+              <w:jc w:val="center"/>
+              <w:rPr>
+                <w:rFonts w:ascii="Times New Roman" w:eastAsia="Times New Roman" w:hAnsi="Times New Roman" w:cs="Times New Roman"/>
+                <w:sz w:val="24"/>
+              </w:rPr>
+            </w:pPr>
+            <w:r>
+              <w:rPr>
+                <w:rFonts w:ascii="Times New Roman" w:eastAsia="Times New Roman" w:hAnsi="Times New Roman" w:cs="Times New Roman"/>
+                <w:b/>
+              </w:rPr>
+              <w:t>STT</w:t>
+            </w:r>
+          </w:p>
+        </w:tc>
+        <w:tc>
+          <w:tcPr>
+            <w:tcW w:w="0" w:type="auto"/>
+            <w:shd w:val="clear" w:color="auto" w:fill="D9EAF7"/>
+            <w:vAlign w:val="center"/>
+          </w:tcPr>
+          <w:p>
+            <w:pPr>
+              <w:spacing w:after="0" w:line="240" w:lineRule="auto"/>
+              <w:ind w:left="0" w:right="0"/>
+              <w:jc w:val="center"/>
+              <w:rPr>
+                <w:rFonts w:ascii="Times New Roman" w:eastAsia="Times New Roman" w:hAnsi="Times New Roman" w:cs="Times New Roman"/>
+                <w:sz w:val="24"/>
+              </w:rPr>
+            </w:pPr>
+            <w:r>
+              <w:rPr>
+                <w:rFonts w:ascii="Times New Roman" w:eastAsia="Times New Roman" w:hAnsi="Times New Roman" w:cs="Times New Roman"/>
+                <w:b/>
+              </w:rPr>
+              <w:t>Mã ngành</w:t>
+            </w:r>
+          </w:p>
+        </w:tc>
+        <w:tc>
+          <w:tcPr>
+            <w:tcW w:w="0" w:type="auto"/>
+            <w:shd w:val="clear" w:color="auto" w:fill="D9EAF7"/>
+            <w:vAlign w:val="center"/>
           </w:tcPr>
           <w:p>
             <w:pPr>
@@ -1403,111 +1516,63 @@
                 <w:sz w:val="28"/>
                 <w:szCs w:val="28"/>
               </w:rPr>
-              <w:t>STT</w:t>
-            </w:r>
-          </w:p>
-        </w:tc>
-        <w:tc>
-          <w:tcPr>
-            <w:tcW w:w="5466" w:type="dxa"/>
-          </w:tcPr>
-          <w:p>
-            <w:pPr>
-              <w:spacing w:before="120" w:after="0" w:line="340" w:lineRule="exact"/>
+              <w:t xml:space="preserve">Tên ngành, nghề kinh doanh </w:t>
+            </w:r>
+          </w:p>
+          <w:p>
+            <w:pPr>
+              <w:spacing w:after="0" w:line="240" w:lineRule="auto"/>
               <w:ind w:left="0" w:right="0"/>
               <w:jc w:val="center"/>
               <w:rPr>
+                <w:rFonts w:ascii="Times New Roman" w:eastAsia="Times New Roman" w:hAnsi="Times New Roman" w:cs="Times New Roman"/>
+                <w:sz w:val="24"/>
+              </w:rPr>
+            </w:pPr>
+            <w:r>
+              <w:rPr>
                 <w:rFonts w:ascii="Times New Roman" w:hAnsi="Times New Roman" w:cs="Times New Roman"/>
                 <w:sz w:val="28"/>
                 <w:szCs w:val="28"/>
               </w:rPr>
-            </w:pPr>
-            <w:r>
-              <w:rPr>
-                <w:rFonts w:ascii="Times New Roman" w:hAnsi="Times New Roman" w:cs="Times New Roman"/>
-                <w:sz w:val="28"/>
-                <w:szCs w:val="28"/>
-              </w:rPr>
-              <w:t xml:space="preserve">Tên ngành, nghề kinh doanh </w:t>
-            </w:r>
-          </w:p>
-          <w:p>
-            <w:pPr>
-              <w:spacing w:after="0" w:line="340" w:lineRule="exact"/>
+              <w:t>được bổ sung</w:t>
+            </w:r>
+          </w:p>
+        </w:tc>
+        <w:tc>
+          <w:tcPr>
+            <w:tcW w:w="0" w:type="auto"/>
+            <w:shd w:val="clear" w:color="auto" w:fill="D9EAF7"/>
+            <w:vAlign w:val="center"/>
+          </w:tcPr>
+          <w:p>
+            <w:pPr>
+              <w:spacing w:after="0" w:line="240" w:lineRule="auto"/>
               <w:ind w:left="0" w:right="0"/>
               <w:jc w:val="center"/>
               <w:rPr>
-                <w:rFonts w:ascii="Times New Roman" w:hAnsi="Times New Roman" w:cs="Times New Roman"/>
-                <w:sz w:val="28"/>
-                <w:szCs w:val="28"/>
-              </w:rPr>
-            </w:pPr>
-            <w:r>
-              <w:rPr>
-                <w:rFonts w:ascii="Times New Roman" w:hAnsi="Times New Roman" w:cs="Times New Roman"/>
-                <w:sz w:val="28"/>
-                <w:szCs w:val="28"/>
-              </w:rPr>
-              <w:t>được bổ sung</w:t>
-            </w:r>
-          </w:p>
-        </w:tc>
-        <w:tc>
-          <w:tcPr>
-            <w:tcW w:w="901" w:type="dxa"/>
-          </w:tcPr>
-          <w:p>
-            <w:pPr>
-              <w:spacing w:before="120" w:after="0" w:line="340" w:lineRule="exact"/>
-              <w:ind w:left="0" w:right="0"/>
-              <w:jc w:val="center"/>
-              <w:rPr>
-                <w:rFonts w:ascii="Times New Roman" w:hAnsi="Times New Roman" w:cs="Times New Roman"/>
-                <w:sz w:val="28"/>
-                <w:szCs w:val="28"/>
-              </w:rPr>
-            </w:pPr>
-            <w:r>
-              <w:rPr>
-                <w:rFonts w:ascii="Times New Roman" w:hAnsi="Times New Roman" w:cs="Times New Roman"/>
-                <w:sz w:val="28"/>
-                <w:szCs w:val="28"/>
-              </w:rPr>
-              <w:t>Mã ngành</w:t>
-            </w:r>
-          </w:p>
-        </w:tc>
-        <w:tc>
-          <w:tcPr>
-            <w:tcW w:w="2037" w:type="dxa"/>
-          </w:tcPr>
-          <w:p>
-            <w:pPr>
-              <w:spacing w:before="120" w:after="0" w:line="340" w:lineRule="exact"/>
-              <w:ind w:left="0" w:right="0"/>
-              <w:jc w:val="center"/>
-              <w:rPr>
-                <w:rFonts w:ascii="Times New Roman" w:hAnsi="Times New Roman" w:cs="Times New Roman"/>
-                <w:sz w:val="28"/>
-                <w:szCs w:val="28"/>
-              </w:rPr>
-            </w:pPr>
-            <w:r>
-              <w:rPr>
-                <w:rFonts w:ascii="Times New Roman" w:eastAsia="Times New Roman" w:hAnsi="Times New Roman" w:cs="Times New Roman"/>
-                <w:sz w:val="28"/>
-                <w:szCs w:val="28"/>
-                <w:lang w:eastAsia="zh-CN"/>
-              </w:rPr>
-              <w:t>Ngành, nghề kinh doanh chính</w:t>
+                <w:rFonts w:ascii="Times New Roman" w:eastAsia="Times New Roman" w:hAnsi="Times New Roman" w:cs="Times New Roman"/>
+                <w:sz w:val="24"/>
+              </w:rPr>
+            </w:pPr>
+            <w:r>
+              <w:rPr>
+                <w:rFonts w:ascii="Times New Roman" w:eastAsia="Times New Roman" w:hAnsi="Times New Roman" w:cs="Times New Roman"/>
+                <w:b/>
+              </w:rPr>
+              <w:t>Ngành chính</w:t>
             </w:r>
           </w:p>
         </w:tc>
       </w:tr>
       <w:tr>
-        <w:tc>
-          <w:tcPr>
-            <w:tcW w:w="810" w:type="dxa"/>
+        <w:trPr>
+          <w:cantSplit/>
+          <w:jc w:val="center"/>
+        </w:trPr>
+        <w:tc>
+          <w:tcPr>
+            <w:tcW w:w="0" w:type="auto"/>
           </w:tcPr>
           <w:p>
             <w:pPr>
@@ -1522,7 +1587,6 @@
             <w:r>
               <w:rPr>
                 <w:rFonts w:ascii="Times New Roman" w:eastAsia="Times New Roman" w:hAnsi="Times New Roman" w:cs="Times New Roman"/>
-                <w:sz w:val="24"/>
               </w:rPr>
               <w:t>1</w:t>
             </w:r>
@@ -1530,51 +1594,51 @@
         </w:tc>
         <w:tc>
           <w:tcPr>
-            <w:tcW w:w="5466" w:type="dxa"/>
-          </w:tcPr>
-          <w:p>
-            <w:pPr>
-              <w:spacing w:after="0" w:line="240" w:lineRule="auto"/>
-              <w:ind w:left="0" w:right="0"/>
-              <w:rPr>
-                <w:rFonts w:ascii="Times New Roman" w:eastAsia="Times New Roman" w:hAnsi="Times New Roman" w:cs="Times New Roman"/>
-                <w:sz w:val="24"/>
-              </w:rPr>
-            </w:pPr>
-            <w:r>
-              <w:rPr>
-                <w:rFonts w:ascii="Times New Roman" w:eastAsia="Times New Roman" w:hAnsi="Times New Roman" w:cs="Times New Roman"/>
-                <w:sz w:val="24"/>
-              </w:rPr>
-              <w:t>Sản xuất giường, tủ, bàn, ghế bằng gỗ</w:t>
-            </w:r>
-          </w:p>
-        </w:tc>
-        <w:tc>
-          <w:tcPr>
-            <w:tcW w:w="901" w:type="dxa"/>
-          </w:tcPr>
-          <w:p>
-            <w:pPr>
-              <w:spacing w:after="0" w:line="240" w:lineRule="auto"/>
-              <w:ind w:left="0" w:right="0"/>
-              <w:rPr>
-                <w:rFonts w:ascii="Times New Roman" w:eastAsia="Times New Roman" w:hAnsi="Times New Roman" w:cs="Times New Roman"/>
-                <w:sz w:val="24"/>
-              </w:rPr>
-            </w:pPr>
-            <w:r>
-              <w:rPr>
-                <w:rFonts w:ascii="Times New Roman" w:eastAsia="Times New Roman" w:hAnsi="Times New Roman" w:cs="Times New Roman"/>
-                <w:sz w:val="24"/>
-              </w:rPr>
-              <w:t>3101</w:t>
-            </w:r>
-          </w:p>
-        </w:tc>
-        <w:tc>
-          <w:tcPr>
-            <w:tcW w:w="2037" w:type="dxa"/>
+            <w:tcW w:w="0" w:type="auto"/>
+          </w:tcPr>
+          <w:p>
+            <w:pPr>
+              <w:spacing w:after="0" w:line="240" w:lineRule="auto"/>
+              <w:ind w:left="0" w:right="0"/>
+              <w:jc w:val="center"/>
+              <w:rPr>
+                <w:rFonts w:ascii="Times New Roman" w:eastAsia="Times New Roman" w:hAnsi="Times New Roman" w:cs="Times New Roman"/>
+                <w:sz w:val="24"/>
+              </w:rPr>
+            </w:pPr>
+            <w:r>
+              <w:rPr>
+                <w:rFonts w:ascii="Times New Roman" w:eastAsia="Times New Roman" w:hAnsi="Times New Roman" w:cs="Times New Roman"/>
+              </w:rPr>
+              <w:t>6821</w:t>
+            </w:r>
+          </w:p>
+        </w:tc>
+        <w:tc>
+          <w:tcPr>
+            <w:tcW w:w="0" w:type="auto"/>
+          </w:tcPr>
+          <w:p>
+            <w:pPr>
+              <w:spacing w:after="0" w:line="240" w:lineRule="auto"/>
+              <w:ind w:left="0" w:right="0"/>
+              <w:rPr>
+                <w:rFonts w:ascii="Times New Roman" w:eastAsia="Times New Roman" w:hAnsi="Times New Roman" w:cs="Times New Roman"/>
+                <w:sz w:val="24"/>
+              </w:rPr>
+            </w:pPr>
+            <w:r>
+              <w:rPr>
+                <w:rFonts w:ascii="Times New Roman" w:eastAsia="Times New Roman" w:hAnsi="Times New Roman" w:cs="Times New Roman"/>
+                <w:b/>
+              </w:rPr>
+              <w:t>Dịch vụ trung gian cho hoạt động bất động sản</w:t>
+            </w:r>
+          </w:p>
+        </w:tc>
+        <w:tc>
+          <w:tcPr>
+            <w:tcW w:w="0" w:type="auto"/>
           </w:tcPr>
           <w:p>
             <w:pPr>
@@ -1590,9 +1654,13 @@
         </w:tc>
       </w:tr>
       <w:tr>
-        <w:tc>
-          <w:tcPr>
-            <w:tcW w:w="810" w:type="dxa"/>
+        <w:trPr>
+          <w:cantSplit/>
+          <w:jc w:val="center"/>
+        </w:trPr>
+        <w:tc>
+          <w:tcPr>
+            <w:tcW w:w="0" w:type="auto"/>
           </w:tcPr>
           <w:p>
             <w:pPr>
@@ -1607,7 +1675,6 @@
             <w:r>
               <w:rPr>
                 <w:rFonts w:ascii="Times New Roman" w:eastAsia="Times New Roman" w:hAnsi="Times New Roman" w:cs="Times New Roman"/>
-                <w:sz w:val="24"/>
               </w:rPr>
               <w:t>2</w:t>
             </w:r>
@@ -1615,68 +1682,93 @@
         </w:tc>
         <w:tc>
           <w:tcPr>
-            <w:tcW w:w="5466" w:type="dxa"/>
-          </w:tcPr>
-          <w:p>
-            <w:pPr>
-              <w:spacing w:after="0" w:line="240" w:lineRule="auto"/>
-              <w:ind w:left="0" w:right="0"/>
-              <w:rPr>
-                <w:rFonts w:ascii="Times New Roman" w:eastAsia="Times New Roman" w:hAnsi="Times New Roman" w:cs="Times New Roman"/>
-                <w:sz w:val="24"/>
-              </w:rPr>
-            </w:pPr>
-            <w:r>
-              <w:rPr>
-                <w:rFonts w:ascii="Times New Roman" w:eastAsia="Times New Roman" w:hAnsi="Times New Roman" w:cs="Times New Roman"/>
-                <w:sz w:val="24"/>
+            <w:tcW w:w="0" w:type="auto"/>
+          </w:tcPr>
+          <w:p>
+            <w:pPr>
+              <w:spacing w:after="0" w:line="240" w:lineRule="auto"/>
+              <w:ind w:left="0" w:right="0"/>
+              <w:jc w:val="center"/>
+              <w:rPr>
+                <w:rFonts w:ascii="Times New Roman" w:eastAsia="Times New Roman" w:hAnsi="Times New Roman" w:cs="Times New Roman"/>
+                <w:sz w:val="24"/>
+              </w:rPr>
+            </w:pPr>
+            <w:r>
+              <w:rPr>
+                <w:rFonts w:ascii="Times New Roman" w:eastAsia="Times New Roman" w:hAnsi="Times New Roman" w:cs="Times New Roman"/>
+              </w:rPr>
+              <w:t>4679</w:t>
+            </w:r>
+          </w:p>
+        </w:tc>
+        <w:tc>
+          <w:tcPr>
+            <w:tcW w:w="0" w:type="auto"/>
+          </w:tcPr>
+          <w:p>
+            <w:pPr>
+              <w:spacing w:after="0" w:line="240" w:lineRule="auto"/>
+              <w:ind w:left="0" w:right="0"/>
+              <w:rPr>
+                <w:rFonts w:ascii="Times New Roman" w:eastAsia="Times New Roman" w:hAnsi="Times New Roman" w:cs="Times New Roman"/>
+                <w:sz w:val="24"/>
+              </w:rPr>
+            </w:pPr>
+            <w:r>
+              <w:rPr>
+                <w:rFonts w:ascii="Times New Roman" w:eastAsia="Times New Roman" w:hAnsi="Times New Roman" w:cs="Times New Roman"/>
+                <w:b/>
               </w:rPr>
               <w:t>Bán buôn chuyên doanh khác chưa được phân vào đâu</w:t>
             </w:r>
           </w:p>
           <w:p>
             <w:pPr>
-              <w:spacing w:after="0" w:line="240" w:lineRule="auto"/>
-              <w:ind w:left="0" w:right="0"/>
-              <w:rPr>
-                <w:rFonts w:ascii="Times New Roman" w:eastAsia="Times New Roman" w:hAnsi="Times New Roman" w:cs="Times New Roman"/>
-                <w:sz w:val="24"/>
-              </w:rPr>
-            </w:pPr>
-            <w:r>
-              <w:rPr>
-                <w:rFonts w:ascii="Times New Roman" w:eastAsia="Times New Roman" w:hAnsi="Times New Roman" w:cs="Times New Roman"/>
-                <w:sz w:val="24"/>
-              </w:rPr>
-              <w:t>Chi tiết: Bán buôn nguyên phụ liệu, vật liệu nội thất.</w:t>
-            </w:r>
-          </w:p>
-        </w:tc>
-        <w:tc>
-          <w:tcPr>
-            <w:tcW w:w="901" w:type="dxa"/>
-          </w:tcPr>
-          <w:p>
-            <w:pPr>
-              <w:spacing w:after="0" w:line="240" w:lineRule="auto"/>
-              <w:ind w:left="0" w:right="0"/>
-              <w:rPr>
-                <w:rFonts w:ascii="Times New Roman" w:eastAsia="Times New Roman" w:hAnsi="Times New Roman" w:cs="Times New Roman"/>
-                <w:sz w:val="24"/>
-              </w:rPr>
-            </w:pPr>
-            <w:r>
-              <w:rPr>
-                <w:rFonts w:ascii="Times New Roman" w:eastAsia="Times New Roman" w:hAnsi="Times New Roman" w:cs="Times New Roman"/>
-                <w:sz w:val="24"/>
-              </w:rPr>
-              <w:t>4679</w:t>
-            </w:r>
-          </w:p>
-        </w:tc>
-        <w:tc>
-          <w:tcPr>
-            <w:tcW w:w="2037" w:type="dxa"/>
+              <w:spacing w:before="40" w:after="0" w:line="240" w:lineRule="auto"/>
+              <w:ind w:left="0" w:right="0"/>
+              <w:rPr>
+                <w:rFonts w:ascii="Times New Roman" w:eastAsia="Times New Roman" w:hAnsi="Times New Roman" w:cs="Times New Roman"/>
+                <w:sz w:val="24"/>
+              </w:rPr>
+            </w:pPr>
+            <w:r>
+              <w:rPr>
+                <w:rFonts w:ascii="Times New Roman" w:eastAsia="Times New Roman" w:hAnsi="Times New Roman" w:cs="Times New Roman"/>
+              </w:rPr>
+              <w:t>Chi tiết:</w:t>
+            </w:r>
+            <w:r>
+              <w:rPr>
+                <w:rFonts w:ascii="Times New Roman" w:eastAsia="Times New Roman" w:hAnsi="Times New Roman" w:cs="Times New Roman"/>
+                <w:sz w:val="24"/>
+              </w:rPr>
+              <w:br/>
+            </w:r>
+            <w:r>
+              <w:rPr>
+                <w:rFonts w:ascii="Times New Roman" w:eastAsia="Times New Roman" w:hAnsi="Times New Roman" w:cs="Times New Roman"/>
+              </w:rPr>
+              <w:t>- Bán buôn phân bón, thuốc trừ sâu và hóa chất khác sử dụng trong nông nghiệp</w:t>
+            </w:r>
+            <w:r>
+              <w:rPr>
+                <w:rFonts w:ascii="Times New Roman" w:eastAsia="Times New Roman" w:hAnsi="Times New Roman" w:cs="Times New Roman"/>
+                <w:sz w:val="24"/>
+              </w:rPr>
+              <w:br/>
+            </w:r>
+            <w:r>
+              <w:rPr>
+                <w:rFonts w:ascii="Times New Roman" w:eastAsia="Times New Roman" w:hAnsi="Times New Roman" w:cs="Times New Roman"/>
+              </w:rPr>
+              <w:t>- Bán buôn hoá chất sử dụng trong lĩnh vực công nghiệp,chất dẻo dạng nguyên sinh ,bao bì nhựa PVC,PE,PP,giấy nhám,băng keo,keo dán giấy ,dây điện, hạt nhựa tái chế và hạt nhựa nguyên sinh</w:t>
+            </w:r>
+          </w:p>
+        </w:tc>
+        <w:tc>
+          <w:tcPr>
+            <w:tcW w:w="0" w:type="auto"/>
           </w:tcPr>
           <w:p>
             <w:pPr>
@@ -1692,9 +1784,13 @@
         </w:tc>
       </w:tr>
       <w:tr>
-        <w:tc>
-          <w:tcPr>
-            <w:tcW w:w="810" w:type="dxa"/>
+        <w:trPr>
+          <w:cantSplit/>
+          <w:jc w:val="center"/>
+        </w:trPr>
+        <w:tc>
+          <w:tcPr>
+            <w:tcW w:w="0" w:type="auto"/>
           </w:tcPr>
           <w:p>
             <w:pPr>
@@ -1709,7 +1805,6 @@
             <w:r>
               <w:rPr>
                 <w:rFonts w:ascii="Times New Roman" w:eastAsia="Times New Roman" w:hAnsi="Times New Roman" w:cs="Times New Roman"/>
-                <w:sz w:val="24"/>
               </w:rPr>
               <w:t>3</w:t>
             </w:r>
@@ -1717,68 +1812,155 @@
         </w:tc>
         <w:tc>
           <w:tcPr>
-            <w:tcW w:w="5466" w:type="dxa"/>
-          </w:tcPr>
-          <w:p>
-            <w:pPr>
-              <w:spacing w:after="0" w:line="240" w:lineRule="auto"/>
-              <w:ind w:left="0" w:right="0"/>
-              <w:rPr>
-                <w:rFonts w:ascii="Times New Roman" w:eastAsia="Times New Roman" w:hAnsi="Times New Roman" w:cs="Times New Roman"/>
-                <w:sz w:val="24"/>
-              </w:rPr>
-            </w:pPr>
-            <w:r>
-              <w:rPr>
-                <w:rFonts w:ascii="Times New Roman" w:eastAsia="Times New Roman" w:hAnsi="Times New Roman" w:cs="Times New Roman"/>
-                <w:sz w:val="24"/>
-              </w:rPr>
-              <w:t>Bán buôn vật liệu, thiết bị lắp đặt khác trong xây dựng</w:t>
-            </w:r>
-          </w:p>
-          <w:p>
-            <w:pPr>
-              <w:spacing w:after="0" w:line="240" w:lineRule="auto"/>
-              <w:ind w:left="0" w:right="0"/>
-              <w:rPr>
-                <w:rFonts w:ascii="Times New Roman" w:eastAsia="Times New Roman" w:hAnsi="Times New Roman" w:cs="Times New Roman"/>
-                <w:sz w:val="24"/>
-              </w:rPr>
-            </w:pPr>
-            <w:r>
-              <w:rPr>
-                <w:rFonts w:ascii="Times New Roman" w:eastAsia="Times New Roman" w:hAnsi="Times New Roman" w:cs="Times New Roman"/>
-                <w:sz w:val="24"/>
-              </w:rPr>
-              <w:t>Chi tiết: Bán buôn gỗ, ván, MDF.</w:t>
-            </w:r>
-          </w:p>
-        </w:tc>
-        <w:tc>
-          <w:tcPr>
-            <w:tcW w:w="901" w:type="dxa"/>
-          </w:tcPr>
-          <w:p>
-            <w:pPr>
-              <w:spacing w:after="0" w:line="240" w:lineRule="auto"/>
-              <w:ind w:left="0" w:right="0"/>
-              <w:rPr>
-                <w:rFonts w:ascii="Times New Roman" w:eastAsia="Times New Roman" w:hAnsi="Times New Roman" w:cs="Times New Roman"/>
-                <w:sz w:val="24"/>
-              </w:rPr>
-            </w:pPr>
-            <w:r>
-              <w:rPr>
-                <w:rFonts w:ascii="Times New Roman" w:eastAsia="Times New Roman" w:hAnsi="Times New Roman" w:cs="Times New Roman"/>
-                <w:sz w:val="24"/>
-              </w:rPr>
-              <w:t>4673</w:t>
-            </w:r>
-          </w:p>
-        </w:tc>
-        <w:tc>
-          <w:tcPr>
-            <w:tcW w:w="2037" w:type="dxa"/>
+            <w:tcW w:w="0" w:type="auto"/>
+          </w:tcPr>
+          <w:p>
+            <w:pPr>
+              <w:spacing w:after="0" w:line="240" w:lineRule="auto"/>
+              <w:ind w:left="0" w:right="0"/>
+              <w:jc w:val="center"/>
+              <w:rPr>
+                <w:rFonts w:ascii="Times New Roman" w:eastAsia="Times New Roman" w:hAnsi="Times New Roman" w:cs="Times New Roman"/>
+                <w:sz w:val="24"/>
+              </w:rPr>
+            </w:pPr>
+            <w:r>
+              <w:rPr>
+                <w:rFonts w:ascii="Times New Roman" w:eastAsia="Times New Roman" w:hAnsi="Times New Roman" w:cs="Times New Roman"/>
+              </w:rPr>
+              <w:t>9623</w:t>
+            </w:r>
+          </w:p>
+        </w:tc>
+        <w:tc>
+          <w:tcPr>
+            <w:tcW w:w="0" w:type="auto"/>
+          </w:tcPr>
+          <w:p>
+            <w:pPr>
+              <w:spacing w:after="0" w:line="240" w:lineRule="auto"/>
+              <w:ind w:left="0" w:right="0"/>
+              <w:rPr>
+                <w:rFonts w:ascii="Times New Roman" w:eastAsia="Times New Roman" w:hAnsi="Times New Roman" w:cs="Times New Roman"/>
+                <w:sz w:val="24"/>
+              </w:rPr>
+            </w:pPr>
+            <w:r>
+              <w:rPr>
+                <w:rFonts w:ascii="Times New Roman" w:eastAsia="Times New Roman" w:hAnsi="Times New Roman" w:cs="Times New Roman"/>
+                <w:b/>
+              </w:rPr>
+              <w:t>Dịch vụ spa và xông hơi</w:t>
+            </w:r>
+          </w:p>
+        </w:tc>
+        <w:tc>
+          <w:tcPr>
+            <w:tcW w:w="0" w:type="auto"/>
+          </w:tcPr>
+          <w:p>
+            <w:pPr>
+              <w:spacing w:after="0" w:line="240" w:lineRule="auto"/>
+              <w:ind w:left="0" w:right="0"/>
+              <w:jc w:val="center"/>
+              <w:rPr>
+                <w:rFonts w:ascii="Times New Roman" w:eastAsia="Times New Roman" w:hAnsi="Times New Roman" w:cs="Times New Roman"/>
+                <w:sz w:val="24"/>
+              </w:rPr>
+            </w:pPr>
+          </w:p>
+        </w:tc>
+      </w:tr>
+      <w:tr>
+        <w:trPr>
+          <w:cantSplit/>
+          <w:jc w:val="center"/>
+        </w:trPr>
+        <w:tc>
+          <w:tcPr>
+            <w:tcW w:w="0" w:type="auto"/>
+          </w:tcPr>
+          <w:p>
+            <w:pPr>
+              <w:spacing w:after="0" w:line="240" w:lineRule="auto"/>
+              <w:ind w:left="0" w:right="0"/>
+              <w:jc w:val="center"/>
+              <w:rPr>
+                <w:rFonts w:ascii="Times New Roman" w:eastAsia="Times New Roman" w:hAnsi="Times New Roman" w:cs="Times New Roman"/>
+                <w:sz w:val="24"/>
+              </w:rPr>
+            </w:pPr>
+            <w:r>
+              <w:rPr>
+                <w:rFonts w:ascii="Times New Roman" w:eastAsia="Times New Roman" w:hAnsi="Times New Roman" w:cs="Times New Roman"/>
+              </w:rPr>
+              <w:t>4</w:t>
+            </w:r>
+          </w:p>
+        </w:tc>
+        <w:tc>
+          <w:tcPr>
+            <w:tcW w:w="0" w:type="auto"/>
+          </w:tcPr>
+          <w:p>
+            <w:pPr>
+              <w:spacing w:after="0" w:line="240" w:lineRule="auto"/>
+              <w:ind w:left="0" w:right="0"/>
+              <w:jc w:val="center"/>
+              <w:rPr>
+                <w:rFonts w:ascii="Times New Roman" w:eastAsia="Times New Roman" w:hAnsi="Times New Roman" w:cs="Times New Roman"/>
+                <w:sz w:val="24"/>
+              </w:rPr>
+            </w:pPr>
+            <w:r>
+              <w:rPr>
+                <w:rFonts w:ascii="Times New Roman" w:eastAsia="Times New Roman" w:hAnsi="Times New Roman" w:cs="Times New Roman"/>
+              </w:rPr>
+              <w:t>9621</w:t>
+            </w:r>
+          </w:p>
+        </w:tc>
+        <w:tc>
+          <w:tcPr>
+            <w:tcW w:w="0" w:type="auto"/>
+          </w:tcPr>
+          <w:p>
+            <w:pPr>
+              <w:spacing w:after="0" w:line="240" w:lineRule="auto"/>
+              <w:ind w:left="0" w:right="0"/>
+              <w:rPr>
+                <w:rFonts w:ascii="Times New Roman" w:eastAsia="Times New Roman" w:hAnsi="Times New Roman" w:cs="Times New Roman"/>
+                <w:b/>
+              </w:rPr>
+            </w:pPr>
+            <w:r>
+              <w:rPr>
+                <w:rFonts w:ascii="Times New Roman" w:eastAsia="Times New Roman" w:hAnsi="Times New Roman" w:cs="Times New Roman"/>
+                <w:b/>
+              </w:rPr>
+              <w:t>Dịch vụ làm tóc</w:t>
+            </w:r>
+          </w:p>
+          <w:p>
+            <w:pPr>
+              <w:spacing w:after="0" w:line="240" w:lineRule="auto"/>
+              <w:ind w:left="0" w:right="0"/>
+              <w:rPr>
+                <w:rFonts w:ascii="Times New Roman" w:eastAsia="Times New Roman" w:hAnsi="Times New Roman" w:cs="Times New Roman"/>
+                <w:sz w:val="24"/>
+              </w:rPr>
+            </w:pPr>
+            <w:r>
+              <w:rPr>
+                <w:rFonts w:ascii="Times New Roman" w:eastAsia="Times New Roman" w:hAnsi="Times New Roman" w:cs="Times New Roman"/>
+              </w:rPr>
+              <w:t>Chi tiết: Cắt tóc, làm đầu, gội đầu, làm móng tay, móng chân</w:t>
+            </w:r>
+          </w:p>
+        </w:tc>
+        <w:tc>
+          <w:tcPr>
+            <w:tcW w:w="0" w:type="auto"/>
           </w:tcPr>
           <w:p>
             <w:pPr>
@@ -1846,45 +2028,42 @@
     </w:p>
     <w:tbl>
       <w:tblPr>
-        <w:tblW w:w="9214" w:type="dxa"/>
-        <w:tblInd w:w="108" w:type="dxa"/>
-        <w:tblBorders>
-          <w:top w:val="single" w:sz="4" w:space="0" w:color="000000"/>
-          <w:left w:val="single" w:sz="4" w:space="0" w:color="000000"/>
-          <w:bottom w:val="single" w:sz="4" w:space="0" w:color="000000"/>
-          <w:right w:val="single" w:sz="4" w:space="0" w:color="000000"/>
-          <w:insideH w:val="single" w:sz="4" w:space="0" w:color="000000"/>
-          <w:insideV w:val="single" w:sz="4" w:space="0" w:color="000000"/>
-        </w:tblBorders>
+        <w:tblStyle w:val="TableGrid11"/>
+        <w:tblW w:w="0" w:type="auto"/>
+        <w:jc w:val="center"/>
         <w:tblLook w:val="04A0" w:firstRow="1" w:lastRow="0" w:firstColumn="1" w:lastColumn="0" w:noHBand="0" w:noVBand="1"/>
       </w:tblPr>
       <w:tblGrid>
-        <w:gridCol w:w="810"/>
-        <w:gridCol w:w="5456"/>
-        <w:gridCol w:w="1247"/>
-        <w:gridCol w:w="1701"/>
+        <w:gridCol w:w="632"/>
+        <w:gridCol w:w="923"/>
+        <w:gridCol w:w="6706"/>
+        <w:gridCol w:w="1025"/>
       </w:tblGrid>
       <w:tr>
-        <w:tc>
-          <w:tcPr>
-            <w:tcW w:w="810" w:type="dxa"/>
-          </w:tcPr>
-          <w:p>
-            <w:pPr>
-              <w:spacing w:before="120" w:after="0" w:line="340" w:lineRule="exact"/>
+        <w:trPr>
+          <w:tblHeader/>
+          <w:jc w:val="center"/>
+        </w:trPr>
+        <w:tc>
+          <w:tcPr>
+            <w:tcW w:w="0" w:type="auto"/>
+            <w:shd w:val="clear" w:color="auto" w:fill="D9EAF7"/>
+            <w:vAlign w:val="center"/>
+          </w:tcPr>
+          <w:p>
+            <w:pPr>
+              <w:spacing w:after="0" w:line="240" w:lineRule="auto"/>
               <w:ind w:left="0" w:right="0"/>
               <w:jc w:val="center"/>
               <w:rPr>
-                <w:rFonts w:ascii="Times New Roman" w:hAnsi="Times New Roman" w:cs="Times New Roman"/>
-                <w:sz w:val="28"/>
-                <w:szCs w:val="28"/>
-              </w:rPr>
-            </w:pPr>
-            <w:r>
-              <w:rPr>
-                <w:rFonts w:ascii="Times New Roman" w:hAnsi="Times New Roman" w:cs="Times New Roman"/>
-                <w:sz w:val="28"/>
-                <w:szCs w:val="28"/>
+                <w:rFonts w:ascii="Times New Roman" w:eastAsia="Times New Roman" w:hAnsi="Times New Roman" w:cs="Times New Roman"/>
+                <w:sz w:val="24"/>
+              </w:rPr>
+            </w:pPr>
+            <w:r>
+              <w:rPr>
+                <w:rFonts w:ascii="Times New Roman" w:eastAsia="Times New Roman" w:hAnsi="Times New Roman" w:cs="Times New Roman"/>
+                <w:b/>
               </w:rPr>
               <w:t>STT</w:t>
             </w:r>
@@ -1892,122 +2071,102 @@
         </w:tc>
         <w:tc>
           <w:tcPr>
-            <w:tcW w:w="5456" w:type="dxa"/>
-          </w:tcPr>
-          <w:p>
-            <w:pPr>
-              <w:spacing w:before="120" w:after="0" w:line="340" w:lineRule="exact"/>
+            <w:tcW w:w="0" w:type="auto"/>
+            <w:shd w:val="clear" w:color="auto" w:fill="D9EAF7"/>
+            <w:vAlign w:val="center"/>
+          </w:tcPr>
+          <w:p>
+            <w:pPr>
+              <w:spacing w:after="0" w:line="240" w:lineRule="auto"/>
               <w:ind w:left="0" w:right="0"/>
               <w:jc w:val="center"/>
               <w:rPr>
-                <w:rFonts w:ascii="Times New Roman" w:hAnsi="Times New Roman" w:cs="Times New Roman"/>
-                <w:sz w:val="28"/>
-                <w:szCs w:val="28"/>
-              </w:rPr>
-            </w:pPr>
-            <w:r>
-              <w:rPr>
-                <w:rFonts w:ascii="Times New Roman" w:hAnsi="Times New Roman" w:cs="Times New Roman"/>
-                <w:sz w:val="28"/>
-                <w:szCs w:val="28"/>
-              </w:rPr>
-              <w:t xml:space="preserve">Tên ngành, nghề kinh doanh </w:t>
-            </w:r>
-          </w:p>
-          <w:p>
-            <w:pPr>
-              <w:spacing w:after="0" w:line="340" w:lineRule="exact"/>
+                <w:rFonts w:ascii="Times New Roman" w:eastAsia="Times New Roman" w:hAnsi="Times New Roman" w:cs="Times New Roman"/>
+                <w:sz w:val="24"/>
+              </w:rPr>
+            </w:pPr>
+            <w:r>
+              <w:rPr>
+                <w:rFonts w:ascii="Times New Roman" w:eastAsia="Times New Roman" w:hAnsi="Times New Roman" w:cs="Times New Roman"/>
+                <w:b/>
+              </w:rPr>
+              <w:t>Mã ngành</w:t>
+            </w:r>
+          </w:p>
+        </w:tc>
+        <w:tc>
+          <w:tcPr>
+            <w:tcW w:w="0" w:type="auto"/>
+            <w:shd w:val="clear" w:color="auto" w:fill="D9EAF7"/>
+            <w:vAlign w:val="center"/>
+          </w:tcPr>
+          <w:p>
+            <w:pPr>
+              <w:spacing w:after="0" w:line="240" w:lineRule="auto"/>
               <w:ind w:left="0" w:right="0"/>
               <w:jc w:val="center"/>
               <w:rPr>
-                <w:rFonts w:ascii="Times New Roman" w:hAnsi="Times New Roman" w:cs="Times New Roman"/>
-                <w:sz w:val="28"/>
-                <w:szCs w:val="28"/>
-              </w:rPr>
-            </w:pPr>
-            <w:r>
-              <w:rPr>
-                <w:rFonts w:ascii="Times New Roman" w:hAnsi="Times New Roman" w:cs="Times New Roman"/>
-                <w:sz w:val="28"/>
-                <w:szCs w:val="28"/>
-              </w:rPr>
-              <w:t>được bỏ khỏi danh sách đã đăng ký</w:t>
-            </w:r>
-          </w:p>
-        </w:tc>
-        <w:tc>
-          <w:tcPr>
-            <w:tcW w:w="1247" w:type="dxa"/>
-          </w:tcPr>
-          <w:p>
-            <w:pPr>
-              <w:spacing w:before="120" w:after="0" w:line="340" w:lineRule="exact"/>
+                <w:rFonts w:ascii="Times New Roman" w:eastAsia="Times New Roman" w:hAnsi="Times New Roman" w:cs="Times New Roman"/>
+                <w:sz w:val="24"/>
+              </w:rPr>
+            </w:pPr>
+            <w:r>
+              <w:rPr>
+                <w:rFonts w:ascii="Times New Roman" w:eastAsia="Times New Roman" w:hAnsi="Times New Roman" w:cs="Times New Roman"/>
+                <w:b/>
+              </w:rPr>
+              <w:t>Tên ngành bao gồm chi tiết</w:t>
+            </w:r>
+          </w:p>
+        </w:tc>
+        <w:tc>
+          <w:tcPr>
+            <w:tcW w:w="0" w:type="auto"/>
+            <w:shd w:val="clear" w:color="auto" w:fill="D9EAF7"/>
+            <w:vAlign w:val="center"/>
+          </w:tcPr>
+          <w:p>
+            <w:pPr>
+              <w:spacing w:after="0" w:line="240" w:lineRule="auto"/>
               <w:ind w:left="0" w:right="0"/>
               <w:jc w:val="center"/>
               <w:rPr>
-                <w:rFonts w:ascii="Times New Roman" w:hAnsi="Times New Roman" w:cs="Times New Roman"/>
-                <w:sz w:val="28"/>
-                <w:szCs w:val="28"/>
-              </w:rPr>
-            </w:pPr>
-            <w:r>
-              <w:rPr>
-                <w:rFonts w:ascii="Times New Roman" w:hAnsi="Times New Roman" w:cs="Times New Roman"/>
-                <w:sz w:val="28"/>
-                <w:szCs w:val="28"/>
-              </w:rPr>
-              <w:t>Mã ngành</w:t>
-            </w:r>
-          </w:p>
-        </w:tc>
-        <w:tc>
-          <w:tcPr>
-            <w:tcW w:w="1701" w:type="dxa"/>
-          </w:tcPr>
-          <w:p>
-            <w:pPr>
-              <w:spacing w:before="120" w:after="0" w:line="340" w:lineRule="exact"/>
-              <w:ind w:left="0" w:right="0"/>
-              <w:jc w:val="center"/>
-              <w:rPr>
-                <w:rFonts w:ascii="Times New Roman" w:hAnsi="Times New Roman" w:cs="Times New Roman"/>
-                <w:sz w:val="28"/>
-                <w:szCs w:val="28"/>
-              </w:rPr>
-            </w:pPr>
-            <w:r>
-              <w:rPr>
-                <w:rFonts w:ascii="Times New Roman" w:eastAsia="Times New Roman" w:hAnsi="Times New Roman" w:cs="Times New Roman"/>
-                <w:sz w:val="28"/>
-                <w:szCs w:val="28"/>
-                <w:lang w:eastAsia="zh-CN"/>
-              </w:rPr>
-              <w:t>Ghi chú</w:t>
+                <w:rFonts w:ascii="Times New Roman" w:eastAsia="Times New Roman" w:hAnsi="Times New Roman" w:cs="Times New Roman"/>
+                <w:sz w:val="24"/>
+              </w:rPr>
+            </w:pPr>
+            <w:r>
+              <w:rPr>
+                <w:rFonts w:ascii="Times New Roman" w:eastAsia="Times New Roman" w:hAnsi="Times New Roman" w:cs="Times New Roman"/>
+                <w:b/>
+              </w:rPr>
+              <w:t>Ngành chính</w:t>
             </w:r>
           </w:p>
         </w:tc>
       </w:tr>
       <w:tr>
-        <w:tc>
-          <w:tcPr>
-            <w:tcW w:w="810" w:type="dxa"/>
-          </w:tcPr>
-          <w:p>
-            <w:pPr>
-              <w:spacing w:before="120" w:after="0" w:line="340" w:lineRule="exact"/>
-              <w:ind w:left="0" w:right="0"/>
-              <w:jc w:val="both"/>
-              <w:rPr>
-                <w:rFonts w:ascii="Times New Roman" w:hAnsi="Times New Roman" w:cs="Times New Roman"/>
-                <w:sz w:val="28"/>
-                <w:szCs w:val="28"/>
-              </w:rPr>
-            </w:pPr>
-            <w:r>
-              <w:rPr>
-                <w:rFonts w:ascii="Times New Roman" w:hAnsi="Times New Roman" w:cs="Times New Roman"/>
-                <w:sz w:val="28"/>
-                <w:szCs w:val="28"/>
+        <w:trPr>
+          <w:cantSplit/>
+          <w:jc w:val="center"/>
+        </w:trPr>
+        <w:tc>
+          <w:tcPr>
+            <w:tcW w:w="0" w:type="auto"/>
+          </w:tcPr>
+          <w:p>
+            <w:pPr>
+              <w:spacing w:after="0" w:line="240" w:lineRule="auto"/>
+              <w:ind w:left="0" w:right="0"/>
+              <w:jc w:val="center"/>
+              <w:rPr>
+                <w:rFonts w:ascii="Times New Roman" w:eastAsia="Times New Roman" w:hAnsi="Times New Roman" w:cs="Times New Roman"/>
+                <w:sz w:val="24"/>
+              </w:rPr>
+            </w:pPr>
+            <w:r>
+              <w:rPr>
+                <w:rFonts w:ascii="Times New Roman" w:eastAsia="Times New Roman" w:hAnsi="Times New Roman" w:cs="Times New Roman"/>
               </w:rPr>
               <w:t>1</w:t>
             </w:r>
@@ -2015,91 +2174,87 @@
         </w:tc>
         <w:tc>
           <w:tcPr>
-            <w:tcW w:w="5456" w:type="dxa"/>
-          </w:tcPr>
-          <w:p>
-            <w:pPr>
-              <w:spacing w:before="120" w:after="0" w:line="340" w:lineRule="exact"/>
-              <w:ind w:left="0" w:right="0"/>
-              <w:jc w:val="both"/>
-              <w:rPr>
-                <w:rFonts w:ascii="Times New Roman" w:hAnsi="Times New Roman" w:cs="Times New Roman"/>
-                <w:sz w:val="28"/>
-                <w:szCs w:val="28"/>
-              </w:rPr>
-            </w:pPr>
-            <w:r>
-              <w:rPr>
-                <w:rFonts w:ascii="Times New Roman" w:eastAsia="Times New Roman" w:hAnsi="Times New Roman" w:cs="Times New Roman"/>
-                <w:sz w:val="24"/>
-              </w:rPr>
-              <w:t>Sản xuất giường, tủ, bàn, ghế</w:t>
-            </w:r>
-          </w:p>
-        </w:tc>
-        <w:tc>
-          <w:tcPr>
-            <w:tcW w:w="1247" w:type="dxa"/>
-          </w:tcPr>
-          <w:p>
-            <w:pPr>
-              <w:spacing w:before="120" w:after="0" w:line="340" w:lineRule="exact"/>
-              <w:ind w:left="0" w:right="0"/>
-              <w:jc w:val="both"/>
-              <w:rPr>
-                <w:rFonts w:ascii="Times New Roman" w:hAnsi="Times New Roman" w:cs="Times New Roman"/>
-                <w:sz w:val="28"/>
-                <w:szCs w:val="28"/>
-              </w:rPr>
-            </w:pPr>
-            <w:r>
-              <w:rPr>
-                <w:rFonts w:ascii="Times New Roman" w:eastAsia="Times New Roman" w:hAnsi="Times New Roman" w:cs="Times New Roman"/>
-                <w:sz w:val="24"/>
-              </w:rPr>
-              <w:t>3100</w:t>
-            </w:r>
-          </w:p>
-        </w:tc>
-        <w:tc>
-          <w:tcPr>
-            <w:tcW w:w="1701" w:type="dxa"/>
-          </w:tcPr>
-          <w:p>
-            <w:pPr>
-              <w:spacing w:before="120" w:after="0" w:line="340" w:lineRule="exact"/>
-              <w:ind w:left="0" w:right="0"/>
-              <w:jc w:val="both"/>
-              <w:rPr>
-                <w:rFonts w:ascii="Times New Roman" w:hAnsi="Times New Roman" w:cs="Times New Roman"/>
-                <w:sz w:val="28"/>
-                <w:szCs w:val="28"/>
+            <w:tcW w:w="0" w:type="auto"/>
+          </w:tcPr>
+          <w:p>
+            <w:pPr>
+              <w:spacing w:after="0" w:line="240" w:lineRule="auto"/>
+              <w:ind w:left="0" w:right="0"/>
+              <w:jc w:val="center"/>
+              <w:rPr>
+                <w:rFonts w:ascii="Times New Roman" w:eastAsia="Times New Roman" w:hAnsi="Times New Roman" w:cs="Times New Roman"/>
+                <w:sz w:val="24"/>
+              </w:rPr>
+            </w:pPr>
+            <w:r>
+              <w:rPr>
+                <w:rFonts w:ascii="Times New Roman" w:eastAsia="Times New Roman" w:hAnsi="Times New Roman" w:cs="Times New Roman"/>
+              </w:rPr>
+              <w:t>6820</w:t>
+            </w:r>
+          </w:p>
+        </w:tc>
+        <w:tc>
+          <w:tcPr>
+            <w:tcW w:w="0" w:type="auto"/>
+          </w:tcPr>
+          <w:p>
+            <w:pPr>
+              <w:spacing w:after="0" w:line="240" w:lineRule="auto"/>
+              <w:ind w:left="0" w:right="0"/>
+              <w:rPr>
+                <w:rFonts w:ascii="Times New Roman" w:eastAsia="Times New Roman" w:hAnsi="Times New Roman" w:cs="Times New Roman"/>
+                <w:sz w:val="24"/>
+              </w:rPr>
+            </w:pPr>
+            <w:r>
+              <w:rPr>
+                <w:rFonts w:ascii="Times New Roman" w:eastAsia="Times New Roman" w:hAnsi="Times New Roman" w:cs="Times New Roman"/>
+                <w:b/>
+              </w:rPr>
+              <w:t>Tư vấn, môi giới, đấu giá bất động sản, đấu giá quyền sử dụng đất</w:t>
+            </w:r>
+          </w:p>
+        </w:tc>
+        <w:tc>
+          <w:tcPr>
+            <w:tcW w:w="0" w:type="auto"/>
+          </w:tcPr>
+          <w:p>
+            <w:pPr>
+              <w:spacing w:after="0" w:line="240" w:lineRule="auto"/>
+              <w:ind w:left="0" w:right="0"/>
+              <w:jc w:val="center"/>
+              <w:rPr>
+                <w:rFonts w:ascii="Times New Roman" w:eastAsia="Times New Roman" w:hAnsi="Times New Roman" w:cs="Times New Roman"/>
+                <w:sz w:val="24"/>
               </w:rPr>
             </w:pPr>
           </w:p>
         </w:tc>
       </w:tr>
       <w:tr>
-        <w:tc>
-          <w:tcPr>
-            <w:tcW w:w="810" w:type="dxa"/>
-          </w:tcPr>
-          <w:p>
-            <w:pPr>
-              <w:spacing w:before="120" w:after="0" w:line="340" w:lineRule="exact"/>
-              <w:ind w:left="0" w:right="0"/>
-              <w:jc w:val="both"/>
-              <w:rPr>
-                <w:rFonts w:ascii="Times New Roman" w:hAnsi="Times New Roman" w:cs="Times New Roman"/>
-                <w:sz w:val="28"/>
-                <w:szCs w:val="28"/>
-              </w:rPr>
-            </w:pPr>
-            <w:r>
-              <w:rPr>
-                <w:rFonts w:ascii="Times New Roman" w:hAnsi="Times New Roman" w:cs="Times New Roman"/>
-                <w:sz w:val="28"/>
-                <w:szCs w:val="28"/>
+        <w:trPr>
+          <w:cantSplit/>
+          <w:jc w:val="center"/>
+        </w:trPr>
+        <w:tc>
+          <w:tcPr>
+            <w:tcW w:w="0" w:type="auto"/>
+          </w:tcPr>
+          <w:p>
+            <w:pPr>
+              <w:spacing w:after="0" w:line="240" w:lineRule="auto"/>
+              <w:ind w:left="0" w:right="0"/>
+              <w:jc w:val="center"/>
+              <w:rPr>
+                <w:rFonts w:ascii="Times New Roman" w:eastAsia="Times New Roman" w:hAnsi="Times New Roman" w:cs="Times New Roman"/>
+                <w:sz w:val="24"/>
+              </w:rPr>
+            </w:pPr>
+            <w:r>
+              <w:rPr>
+                <w:rFonts w:ascii="Times New Roman" w:eastAsia="Times New Roman" w:hAnsi="Times New Roman" w:cs="Times New Roman"/>
               </w:rPr>
               <w:t>2</w:t>
             </w:r>
@@ -2107,105 +2262,129 @@
         </w:tc>
         <w:tc>
           <w:tcPr>
-            <w:tcW w:w="5456" w:type="dxa"/>
-          </w:tcPr>
-          <w:p>
-            <w:pPr>
-              <w:spacing w:after="0" w:line="240" w:lineRule="auto"/>
-              <w:ind w:left="0" w:right="0"/>
-              <w:rPr>
-                <w:rFonts w:ascii="Times New Roman" w:eastAsia="Times New Roman" w:hAnsi="Times New Roman" w:cs="Times New Roman"/>
-                <w:sz w:val="24"/>
-              </w:rPr>
-            </w:pPr>
-            <w:r>
-              <w:rPr>
-                <w:rFonts w:ascii="Times New Roman" w:eastAsia="Times New Roman" w:hAnsi="Times New Roman" w:cs="Times New Roman"/>
-                <w:sz w:val="24"/>
+            <w:tcW w:w="0" w:type="auto"/>
+          </w:tcPr>
+          <w:p>
+            <w:pPr>
+              <w:spacing w:after="0" w:line="240" w:lineRule="auto"/>
+              <w:ind w:left="0" w:right="0"/>
+              <w:jc w:val="center"/>
+              <w:rPr>
+                <w:rFonts w:ascii="Times New Roman" w:eastAsia="Times New Roman" w:hAnsi="Times New Roman" w:cs="Times New Roman"/>
+                <w:sz w:val="24"/>
+              </w:rPr>
+            </w:pPr>
+            <w:r>
+              <w:rPr>
+                <w:rFonts w:ascii="Times New Roman" w:eastAsia="Times New Roman" w:hAnsi="Times New Roman" w:cs="Times New Roman"/>
+              </w:rPr>
+              <w:t>4669</w:t>
+            </w:r>
+          </w:p>
+        </w:tc>
+        <w:tc>
+          <w:tcPr>
+            <w:tcW w:w="0" w:type="auto"/>
+          </w:tcPr>
+          <w:p>
+            <w:pPr>
+              <w:spacing w:after="0" w:line="240" w:lineRule="auto"/>
+              <w:ind w:left="0" w:right="0"/>
+              <w:rPr>
+                <w:rFonts w:ascii="Times New Roman" w:eastAsia="Times New Roman" w:hAnsi="Times New Roman" w:cs="Times New Roman"/>
+                <w:sz w:val="24"/>
+              </w:rPr>
+            </w:pPr>
+            <w:r>
+              <w:rPr>
+                <w:rFonts w:ascii="Times New Roman" w:eastAsia="Times New Roman" w:hAnsi="Times New Roman" w:cs="Times New Roman"/>
+                <w:b/>
               </w:rPr>
               <w:t>Bán buôn chuyên doanh khác chưa được phân vào đâu</w:t>
             </w:r>
           </w:p>
           <w:p>
             <w:pPr>
-              <w:spacing w:after="0" w:line="240" w:lineRule="auto"/>
-              <w:ind w:left="0" w:right="0"/>
-              <w:rPr>
-                <w:rFonts w:ascii="Times New Roman" w:eastAsia="Times New Roman" w:hAnsi="Times New Roman" w:cs="Times New Roman"/>
-                <w:sz w:val="24"/>
-              </w:rPr>
-            </w:pPr>
-            <w:r>
-              <w:rPr>
-                <w:rFonts w:ascii="Times New Roman" w:eastAsia="Times New Roman" w:hAnsi="Times New Roman" w:cs="Times New Roman"/>
-                <w:sz w:val="24"/>
-              </w:rPr>
-              <w:t>Chi tiết: Bán buôn nguyên phụ liệu, vật liệu nội thất.</w:t>
-            </w:r>
-          </w:p>
-        </w:tc>
-        <w:tc>
-          <w:tcPr>
-            <w:tcW w:w="1247" w:type="dxa"/>
-          </w:tcPr>
-          <w:p>
-            <w:pPr>
-              <w:spacing w:before="120" w:after="0" w:line="340" w:lineRule="exact"/>
-              <w:ind w:left="0" w:right="0"/>
-              <w:jc w:val="both"/>
-              <w:rPr>
-                <w:rFonts w:ascii="Times New Roman" w:eastAsia="Times New Roman" w:hAnsi="Times New Roman" w:cs="Times New Roman"/>
-                <w:sz w:val="24"/>
-              </w:rPr>
-            </w:pPr>
-            <w:r>
-              <w:rPr>
-                <w:rFonts w:ascii="Times New Roman" w:eastAsia="Times New Roman" w:hAnsi="Times New Roman" w:cs="Times New Roman"/>
-                <w:sz w:val="24"/>
-              </w:rPr>
-              <w:t>4669</w:t>
-            </w:r>
-          </w:p>
-        </w:tc>
-        <w:tc>
-          <w:tcPr>
-            <w:tcW w:w="1701" w:type="dxa"/>
-          </w:tcPr>
-          <w:p>
-            <w:pPr>
-              <w:spacing w:before="120" w:after="0" w:line="340" w:lineRule="exact"/>
-              <w:ind w:left="0" w:right="0"/>
-              <w:jc w:val="both"/>
-              <w:rPr>
-                <w:rFonts w:ascii="Times New Roman" w:hAnsi="Times New Roman" w:cs="Times New Roman"/>
-                <w:sz w:val="28"/>
-                <w:szCs w:val="28"/>
+              <w:spacing w:before="40" w:after="0" w:line="240" w:lineRule="auto"/>
+              <w:ind w:left="0" w:right="0"/>
+              <w:rPr>
+                <w:rFonts w:ascii="Times New Roman" w:eastAsia="Times New Roman" w:hAnsi="Times New Roman" w:cs="Times New Roman"/>
+                <w:sz w:val="24"/>
+              </w:rPr>
+            </w:pPr>
+            <w:r>
+              <w:rPr>
+                <w:rFonts w:ascii="Times New Roman" w:eastAsia="Times New Roman" w:hAnsi="Times New Roman" w:cs="Times New Roman"/>
+              </w:rPr>
+              <w:t>Chi tiết:</w:t>
+            </w:r>
+            <w:r>
+              <w:rPr>
+                <w:rFonts w:ascii="Times New Roman" w:eastAsia="Times New Roman" w:hAnsi="Times New Roman" w:cs="Times New Roman"/>
+                <w:sz w:val="24"/>
+              </w:rPr>
+              <w:br/>
+            </w:r>
+            <w:r>
+              <w:rPr>
+                <w:rFonts w:ascii="Times New Roman" w:eastAsia="Times New Roman" w:hAnsi="Times New Roman" w:cs="Times New Roman"/>
+              </w:rPr>
+              <w:t>- Bán buôn phân bón, thuốc trừ sâu và hóa chất khác sử dụng trong nông nghiệp</w:t>
+            </w:r>
+            <w:r>
+              <w:rPr>
+                <w:rFonts w:ascii="Times New Roman" w:eastAsia="Times New Roman" w:hAnsi="Times New Roman" w:cs="Times New Roman"/>
+                <w:sz w:val="24"/>
+              </w:rPr>
+              <w:br/>
+            </w:r>
+            <w:r>
+              <w:rPr>
+                <w:rFonts w:ascii="Times New Roman" w:eastAsia="Times New Roman" w:hAnsi="Times New Roman" w:cs="Times New Roman"/>
+              </w:rPr>
+              <w:t>- Bán buôn hoá chất sử dụng trong lĩnh vực công nghiệp,chất dẻo dạng nguyên sinh ,bao bì nhựa PVC,PE,PP,giấy nhám,băng keo,keo dán giấy ,dây điện, hạt nhựa tái chế và hạt nhựa nguyên sinh</w:t>
+            </w:r>
+          </w:p>
+        </w:tc>
+        <w:tc>
+          <w:tcPr>
+            <w:tcW w:w="0" w:type="auto"/>
+          </w:tcPr>
+          <w:p>
+            <w:pPr>
+              <w:spacing w:after="0" w:line="240" w:lineRule="auto"/>
+              <w:ind w:left="0" w:right="0"/>
+              <w:jc w:val="center"/>
+              <w:rPr>
+                <w:rFonts w:ascii="Times New Roman" w:eastAsia="Times New Roman" w:hAnsi="Times New Roman" w:cs="Times New Roman"/>
+                <w:sz w:val="24"/>
               </w:rPr>
             </w:pPr>
           </w:p>
         </w:tc>
       </w:tr>
       <w:tr>
-        <w:tc>
-          <w:tcPr>
-            <w:tcW w:w="810" w:type="dxa"/>
-          </w:tcPr>
-          <w:p>
-            <w:pPr>
-              <w:spacing w:before="120" w:after="0" w:line="340" w:lineRule="exact"/>
-              <w:ind w:left="0" w:right="0"/>
-              <w:jc w:val="both"/>
-              <w:rPr>
-                <w:rFonts w:ascii="Times New Roman" w:hAnsi="Times New Roman" w:cs="Times New Roman"/>
-                <w:sz w:val="28"/>
-                <w:szCs w:val="28"/>
-              </w:rPr>
-            </w:pPr>
-            <w:r>
-              <w:rPr>
-                <w:rFonts w:ascii="Times New Roman" w:hAnsi="Times New Roman" w:cs="Times New Roman"/>
-                <w:sz w:val="28"/>
-                <w:szCs w:val="28"/>
+        <w:trPr>
+          <w:cantSplit/>
+          <w:jc w:val="center"/>
+        </w:trPr>
+        <w:tc>
+          <w:tcPr>
+            <w:tcW w:w="0" w:type="auto"/>
+          </w:tcPr>
+          <w:p>
+            <w:pPr>
+              <w:spacing w:after="0" w:line="240" w:lineRule="auto"/>
+              <w:ind w:left="0" w:right="0"/>
+              <w:jc w:val="center"/>
+              <w:rPr>
+                <w:rFonts w:ascii="Times New Roman" w:eastAsia="Times New Roman" w:hAnsi="Times New Roman" w:cs="Times New Roman"/>
+                <w:sz w:val="24"/>
+              </w:rPr>
+            </w:pPr>
+            <w:r>
+              <w:rPr>
+                <w:rFonts w:ascii="Times New Roman" w:eastAsia="Times New Roman" w:hAnsi="Times New Roman" w:cs="Times New Roman"/>
               </w:rPr>
               <w:t>3</w:t>
             </w:r>
@@ -2213,79 +2392,485 @@
         </w:tc>
         <w:tc>
           <w:tcPr>
-            <w:tcW w:w="5456" w:type="dxa"/>
-          </w:tcPr>
-          <w:p>
-            <w:pPr>
-              <w:spacing w:after="0" w:line="240" w:lineRule="auto"/>
-              <w:ind w:left="0" w:right="0"/>
-              <w:rPr>
-                <w:rFonts w:ascii="Times New Roman" w:eastAsia="Times New Roman" w:hAnsi="Times New Roman" w:cs="Times New Roman"/>
-                <w:sz w:val="24"/>
-              </w:rPr>
-            </w:pPr>
-            <w:r>
-              <w:rPr>
-                <w:rFonts w:ascii="Times New Roman" w:eastAsia="Times New Roman" w:hAnsi="Times New Roman" w:cs="Times New Roman"/>
-                <w:sz w:val="24"/>
-              </w:rPr>
-              <w:t>Bán buôn vật liệu, thiết bị lắp đặt khác trong xây dựng</w:t>
-            </w:r>
-          </w:p>
-          <w:p>
-            <w:pPr>
-              <w:spacing w:after="0" w:line="240" w:lineRule="auto"/>
-              <w:ind w:left="0" w:right="0"/>
-              <w:rPr>
-                <w:rFonts w:ascii="Times New Roman" w:eastAsia="Times New Roman" w:hAnsi="Times New Roman" w:cs="Times New Roman"/>
-                <w:sz w:val="24"/>
-              </w:rPr>
-            </w:pPr>
-            <w:r>
-              <w:rPr>
-                <w:rFonts w:ascii="Times New Roman" w:eastAsia="Times New Roman" w:hAnsi="Times New Roman" w:cs="Times New Roman"/>
-                <w:sz w:val="24"/>
-              </w:rPr>
-              <w:t>Chi tiết: Bán buôn gỗ, ván, MDF.</w:t>
-            </w:r>
-          </w:p>
-        </w:tc>
-        <w:tc>
-          <w:tcPr>
-            <w:tcW w:w="1247" w:type="dxa"/>
-          </w:tcPr>
-          <w:p>
-            <w:pPr>
-              <w:spacing w:before="120" w:after="0" w:line="340" w:lineRule="exact"/>
-              <w:ind w:left="0" w:right="0"/>
-              <w:jc w:val="both"/>
-              <w:rPr>
-                <w:rFonts w:ascii="Times New Roman" w:eastAsia="Times New Roman" w:hAnsi="Times New Roman" w:cs="Times New Roman"/>
-                <w:sz w:val="24"/>
-              </w:rPr>
-            </w:pPr>
-            <w:r>
-              <w:rPr>
-                <w:rFonts w:ascii="Times New Roman" w:eastAsia="Times New Roman" w:hAnsi="Times New Roman" w:cs="Times New Roman"/>
-                <w:sz w:val="24"/>
-              </w:rPr>
-              <w:t>4663</w:t>
-            </w:r>
-          </w:p>
-        </w:tc>
-        <w:tc>
-          <w:tcPr>
-            <w:tcW w:w="1701" w:type="dxa"/>
-          </w:tcPr>
-          <w:p>
-            <w:pPr>
-              <w:spacing w:before="120" w:after="0" w:line="340" w:lineRule="exact"/>
-              <w:ind w:left="0" w:right="0"/>
-              <w:jc w:val="both"/>
-              <w:rPr>
-                <w:rFonts w:ascii="Times New Roman" w:hAnsi="Times New Roman" w:cs="Times New Roman"/>
-                <w:sz w:val="28"/>
-                <w:szCs w:val="28"/>
+            <w:tcW w:w="0" w:type="auto"/>
+          </w:tcPr>
+          <w:p>
+            <w:pPr>
+              <w:spacing w:after="0" w:line="240" w:lineRule="auto"/>
+              <w:ind w:left="0" w:right="0"/>
+              <w:jc w:val="center"/>
+              <w:rPr>
+                <w:rFonts w:ascii="Times New Roman" w:eastAsia="Times New Roman" w:hAnsi="Times New Roman" w:cs="Times New Roman"/>
+                <w:sz w:val="24"/>
+              </w:rPr>
+            </w:pPr>
+            <w:r>
+              <w:rPr>
+                <w:rFonts w:ascii="Times New Roman" w:eastAsia="Times New Roman" w:hAnsi="Times New Roman" w:cs="Times New Roman"/>
+              </w:rPr>
+              <w:t>9610</w:t>
+            </w:r>
+          </w:p>
+        </w:tc>
+        <w:tc>
+          <w:tcPr>
+            <w:tcW w:w="0" w:type="auto"/>
+          </w:tcPr>
+          <w:p>
+            <w:pPr>
+              <w:spacing w:after="0" w:line="240" w:lineRule="auto"/>
+              <w:ind w:left="0" w:right="0"/>
+              <w:rPr>
+                <w:rFonts w:ascii="Times New Roman" w:eastAsia="Times New Roman" w:hAnsi="Times New Roman" w:cs="Times New Roman"/>
+                <w:sz w:val="24"/>
+              </w:rPr>
+            </w:pPr>
+            <w:r>
+              <w:rPr>
+                <w:rFonts w:ascii="Times New Roman" w:eastAsia="Times New Roman" w:hAnsi="Times New Roman" w:cs="Times New Roman"/>
+                <w:b/>
+              </w:rPr>
+              <w:t>Dịch vụ tắm hơi, massage và các dịch vụ tăng cường sức khoẻ tương tự (trừ hoạt động thể thao)</w:t>
+            </w:r>
+          </w:p>
+        </w:tc>
+        <w:tc>
+          <w:tcPr>
+            <w:tcW w:w="0" w:type="auto"/>
+          </w:tcPr>
+          <w:p>
+            <w:pPr>
+              <w:spacing w:after="0" w:line="240" w:lineRule="auto"/>
+              <w:ind w:left="0" w:right="0"/>
+              <w:jc w:val="center"/>
+              <w:rPr>
+                <w:rFonts w:ascii="Times New Roman" w:eastAsia="Times New Roman" w:hAnsi="Times New Roman" w:cs="Times New Roman"/>
+                <w:sz w:val="24"/>
+              </w:rPr>
+            </w:pPr>
+          </w:p>
+        </w:tc>
+      </w:tr>
+      <w:tr>
+        <w:trPr>
+          <w:cantSplit/>
+          <w:jc w:val="center"/>
+        </w:trPr>
+        <w:tc>
+          <w:tcPr>
+            <w:tcW w:w="0" w:type="auto"/>
+          </w:tcPr>
+          <w:p>
+            <w:pPr>
+              <w:spacing w:after="0" w:line="240" w:lineRule="auto"/>
+              <w:ind w:left="0" w:right="0"/>
+              <w:jc w:val="center"/>
+              <w:rPr>
+                <w:rFonts w:ascii="Times New Roman" w:eastAsia="Times New Roman" w:hAnsi="Times New Roman" w:cs="Times New Roman"/>
+                <w:sz w:val="24"/>
+              </w:rPr>
+            </w:pPr>
+            <w:r>
+              <w:rPr>
+                <w:rFonts w:ascii="Times New Roman" w:eastAsia="Times New Roman" w:hAnsi="Times New Roman" w:cs="Times New Roman"/>
+              </w:rPr>
+              <w:t>4</w:t>
+            </w:r>
+          </w:p>
+        </w:tc>
+        <w:tc>
+          <w:tcPr>
+            <w:tcW w:w="0" w:type="auto"/>
+          </w:tcPr>
+          <w:p>
+            <w:pPr>
+              <w:spacing w:after="0" w:line="240" w:lineRule="auto"/>
+              <w:ind w:left="0" w:right="0"/>
+              <w:jc w:val="center"/>
+              <w:rPr>
+                <w:rFonts w:ascii="Times New Roman" w:eastAsia="Times New Roman" w:hAnsi="Times New Roman" w:cs="Times New Roman"/>
+                <w:sz w:val="24"/>
+              </w:rPr>
+            </w:pPr>
+            <w:r>
+              <w:rPr>
+                <w:rFonts w:ascii="Times New Roman" w:eastAsia="Times New Roman" w:hAnsi="Times New Roman" w:cs="Times New Roman"/>
+              </w:rPr>
+              <w:t>9631</w:t>
+            </w:r>
+          </w:p>
+        </w:tc>
+        <w:tc>
+          <w:tcPr>
+            <w:tcW w:w="0" w:type="auto"/>
+          </w:tcPr>
+          <w:p>
+            <w:pPr>
+              <w:spacing w:after="0" w:line="240" w:lineRule="auto"/>
+              <w:ind w:left="0" w:right="0"/>
+              <w:rPr>
+                <w:rFonts w:ascii="Times New Roman" w:eastAsia="Times New Roman" w:hAnsi="Times New Roman" w:cs="Times New Roman"/>
+                <w:sz w:val="24"/>
+              </w:rPr>
+            </w:pPr>
+            <w:r>
+              <w:rPr>
+                <w:rFonts w:ascii="Times New Roman" w:eastAsia="Times New Roman" w:hAnsi="Times New Roman" w:cs="Times New Roman"/>
+                <w:b/>
+              </w:rPr>
+              <w:t>Cắt tóc, làm đầu, gội đầu</w:t>
+            </w:r>
+          </w:p>
+          <w:p>
+            <w:pPr>
+              <w:spacing w:before="40" w:after="0" w:line="240" w:lineRule="auto"/>
+              <w:ind w:left="0" w:right="0"/>
+              <w:rPr>
+                <w:rFonts w:ascii="Times New Roman" w:eastAsia="Times New Roman" w:hAnsi="Times New Roman" w:cs="Times New Roman"/>
+                <w:sz w:val="24"/>
+              </w:rPr>
+            </w:pPr>
+            <w:r>
+              <w:rPr>
+                <w:rFonts w:ascii="Times New Roman" w:eastAsia="Times New Roman" w:hAnsi="Times New Roman" w:cs="Times New Roman"/>
+              </w:rPr>
+              <w:t>Chi tiết: Cắt tóc, làm đầu, gội đầu, làm móng tay, móng chân</w:t>
+            </w:r>
+          </w:p>
+        </w:tc>
+        <w:tc>
+          <w:tcPr>
+            <w:tcW w:w="0" w:type="auto"/>
+          </w:tcPr>
+          <w:p>
+            <w:pPr>
+              <w:spacing w:after="0" w:line="240" w:lineRule="auto"/>
+              <w:ind w:left="0" w:right="0"/>
+              <w:jc w:val="center"/>
+              <w:rPr>
+                <w:rFonts w:ascii="Times New Roman" w:eastAsia="Times New Roman" w:hAnsi="Times New Roman" w:cs="Times New Roman"/>
+                <w:sz w:val="24"/>
+              </w:rPr>
+            </w:pPr>
+          </w:p>
+        </w:tc>
+      </w:tr>
+    </w:tbl>
+    <w:p>
+      <w:pPr>
+        <w:pStyle w:val="ListParagraph"/>
+        <w:numPr>
+          <w:ilvl w:val="0"/>
+          <w:numId w:val="4"/>
+        </w:numPr>
+        <w:spacing w:after="120" w:line="240" w:lineRule="auto"/>
+        <w:ind w:right="0"/>
+        <w:jc w:val="both"/>
+        <w:rPr>
+          <w:rFonts w:ascii="Times New Roman" w:hAnsi="Times New Roman"/>
+          <w:sz w:val="28"/>
+          <w:szCs w:val="28"/>
+        </w:rPr>
+      </w:pPr>
+      <w:r>
+        <w:rPr>
+          <w:rFonts w:ascii="Times New Roman" w:hAnsi="Times New Roman"/>
+          <w:sz w:val="28"/>
+          <w:szCs w:val="28"/>
+        </w:rPr>
+        <w:t>Ngành nghề được sửa đổi:</w:t>
+      </w:r>
+    </w:p>
+    <w:tbl>
+      <w:tblPr>
+        <w:tblStyle w:val="TableGrid21"/>
+        <w:tblW w:w="5000" w:type="pct"/>
+        <w:jc w:val="center"/>
+        <w:tblLook w:val="04A0" w:firstRow="1" w:lastRow="0" w:firstColumn="1" w:lastColumn="0" w:noHBand="0" w:noVBand="1"/>
+      </w:tblPr>
+      <w:tblGrid>
+        <w:gridCol w:w="632"/>
+        <w:gridCol w:w="804"/>
+        <w:gridCol w:w="7010"/>
+        <w:gridCol w:w="840"/>
+      </w:tblGrid>
+      <w:tr>
+        <w:trPr>
+          <w:tblHeader/>
+          <w:jc w:val="center"/>
+        </w:trPr>
+        <w:tc>
+          <w:tcPr>
+            <w:tcW w:w="253" w:type="pct"/>
+            <w:shd w:val="clear" w:color="auto" w:fill="D9EAF7"/>
+            <w:vAlign w:val="center"/>
+          </w:tcPr>
+          <w:p>
+            <w:pPr>
+              <w:spacing w:after="0" w:line="240" w:lineRule="auto"/>
+              <w:ind w:left="0" w:right="0"/>
+              <w:jc w:val="center"/>
+              <w:rPr>
+                <w:rFonts w:ascii="Times New Roman" w:eastAsia="Times New Roman" w:hAnsi="Times New Roman" w:cs="Times New Roman"/>
+                <w:sz w:val="24"/>
+              </w:rPr>
+            </w:pPr>
+            <w:r>
+              <w:rPr>
+                <w:rFonts w:ascii="Times New Roman" w:eastAsia="Times New Roman" w:hAnsi="Times New Roman" w:cs="Times New Roman"/>
+                <w:b/>
+              </w:rPr>
+              <w:t>STT</w:t>
+            </w:r>
+          </w:p>
+        </w:tc>
+        <w:tc>
+          <w:tcPr>
+            <w:tcW w:w="389" w:type="pct"/>
+            <w:shd w:val="clear" w:color="auto" w:fill="D9EAF7"/>
+            <w:vAlign w:val="center"/>
+          </w:tcPr>
+          <w:p>
+            <w:pPr>
+              <w:spacing w:after="0" w:line="240" w:lineRule="auto"/>
+              <w:ind w:left="0" w:right="0"/>
+              <w:jc w:val="center"/>
+              <w:rPr>
+                <w:rFonts w:ascii="Times New Roman" w:eastAsia="Times New Roman" w:hAnsi="Times New Roman" w:cs="Times New Roman"/>
+                <w:sz w:val="24"/>
+              </w:rPr>
+            </w:pPr>
+            <w:r>
+              <w:rPr>
+                <w:rFonts w:ascii="Times New Roman" w:eastAsia="Times New Roman" w:hAnsi="Times New Roman" w:cs="Times New Roman"/>
+                <w:b/>
+              </w:rPr>
+              <w:t>Mã ngành</w:t>
+            </w:r>
+          </w:p>
+        </w:tc>
+        <w:tc>
+          <w:tcPr>
+            <w:tcW w:w="3872" w:type="pct"/>
+            <w:shd w:val="clear" w:color="auto" w:fill="D9EAF7"/>
+            <w:vAlign w:val="center"/>
+          </w:tcPr>
+          <w:p>
+            <w:pPr>
+              <w:spacing w:after="0" w:line="240" w:lineRule="auto"/>
+              <w:ind w:left="0" w:right="0"/>
+              <w:jc w:val="center"/>
+              <w:rPr>
+                <w:rFonts w:ascii="Times New Roman" w:eastAsia="Times New Roman" w:hAnsi="Times New Roman" w:cs="Times New Roman"/>
+                <w:sz w:val="24"/>
+              </w:rPr>
+            </w:pPr>
+            <w:r>
+              <w:rPr>
+                <w:rFonts w:ascii="Times New Roman" w:eastAsia="Times New Roman" w:hAnsi="Times New Roman" w:cs="Times New Roman"/>
+                <w:b/>
+              </w:rPr>
+              <w:t>Tên ngành bao gồm chi tiết</w:t>
+            </w:r>
+          </w:p>
+        </w:tc>
+        <w:tc>
+          <w:tcPr>
+            <w:tcW w:w="486" w:type="pct"/>
+            <w:shd w:val="clear" w:color="auto" w:fill="D9EAF7"/>
+            <w:vAlign w:val="center"/>
+          </w:tcPr>
+          <w:p>
+            <w:pPr>
+              <w:spacing w:after="0" w:line="240" w:lineRule="auto"/>
+              <w:ind w:left="0" w:right="0"/>
+              <w:jc w:val="center"/>
+              <w:rPr>
+                <w:rFonts w:ascii="Times New Roman" w:eastAsia="Times New Roman" w:hAnsi="Times New Roman" w:cs="Times New Roman"/>
+                <w:sz w:val="24"/>
+              </w:rPr>
+            </w:pPr>
+            <w:r>
+              <w:rPr>
+                <w:rFonts w:ascii="Times New Roman" w:eastAsia="Times New Roman" w:hAnsi="Times New Roman" w:cs="Times New Roman"/>
+                <w:b/>
+              </w:rPr>
+              <w:t>Ngành chính</w:t>
+            </w:r>
+          </w:p>
+        </w:tc>
+      </w:tr>
+      <w:tr>
+        <w:trPr>
+          <w:cantSplit/>
+          <w:jc w:val="center"/>
+        </w:trPr>
+        <w:tc>
+          <w:tcPr>
+            <w:tcW w:w="253" w:type="pct"/>
+          </w:tcPr>
+          <w:p>
+            <w:pPr>
+              <w:spacing w:after="0" w:line="240" w:lineRule="auto"/>
+              <w:ind w:left="0" w:right="0"/>
+              <w:jc w:val="center"/>
+              <w:rPr>
+                <w:rFonts w:ascii="Times New Roman" w:eastAsia="Times New Roman" w:hAnsi="Times New Roman" w:cs="Times New Roman"/>
+                <w:sz w:val="24"/>
+              </w:rPr>
+            </w:pPr>
+            <w:r>
+              <w:rPr>
+                <w:rFonts w:ascii="Times New Roman" w:eastAsia="Times New Roman" w:hAnsi="Times New Roman" w:cs="Times New Roman"/>
+              </w:rPr>
+              <w:t>1</w:t>
+            </w:r>
+          </w:p>
+        </w:tc>
+        <w:tc>
+          <w:tcPr>
+            <w:tcW w:w="389" w:type="pct"/>
+          </w:tcPr>
+          <w:p>
+            <w:pPr>
+              <w:spacing w:after="0" w:line="240" w:lineRule="auto"/>
+              <w:ind w:left="0" w:right="0"/>
+              <w:jc w:val="center"/>
+              <w:rPr>
+                <w:rFonts w:ascii="Times New Roman" w:eastAsia="Times New Roman" w:hAnsi="Times New Roman" w:cs="Times New Roman"/>
+                <w:sz w:val="24"/>
+              </w:rPr>
+            </w:pPr>
+            <w:r>
+              <w:rPr>
+                <w:rFonts w:ascii="Times New Roman" w:eastAsia="Times New Roman" w:hAnsi="Times New Roman" w:cs="Times New Roman"/>
+              </w:rPr>
+              <w:t>4721</w:t>
+            </w:r>
+          </w:p>
+        </w:tc>
+        <w:tc>
+          <w:tcPr>
+            <w:tcW w:w="3872" w:type="pct"/>
+          </w:tcPr>
+          <w:p>
+            <w:pPr>
+              <w:spacing w:after="0" w:line="240" w:lineRule="auto"/>
+              <w:ind w:left="0" w:right="0"/>
+              <w:rPr>
+                <w:rFonts w:ascii="Times New Roman" w:eastAsia="Times New Roman" w:hAnsi="Times New Roman" w:cs="Times New Roman"/>
+                <w:sz w:val="24"/>
+              </w:rPr>
+            </w:pPr>
+            <w:r>
+              <w:rPr>
+                <w:rFonts w:ascii="Times New Roman" w:eastAsia="Times New Roman" w:hAnsi="Times New Roman" w:cs="Times New Roman"/>
+                <w:b/>
+              </w:rPr>
+              <w:t>Bán lẻ lương thực</w:t>
+            </w:r>
+          </w:p>
+        </w:tc>
+        <w:tc>
+          <w:tcPr>
+            <w:tcW w:w="486" w:type="pct"/>
+          </w:tcPr>
+          <w:p>
+            <w:pPr>
+              <w:spacing w:after="0" w:line="240" w:lineRule="auto"/>
+              <w:ind w:left="0" w:right="0"/>
+              <w:jc w:val="center"/>
+              <w:rPr>
+                <w:rFonts w:ascii="Times New Roman" w:eastAsia="Times New Roman" w:hAnsi="Times New Roman" w:cs="Times New Roman"/>
+                <w:sz w:val="24"/>
+              </w:rPr>
+            </w:pPr>
+          </w:p>
+        </w:tc>
+      </w:tr>
+      <w:tr>
+        <w:trPr>
+          <w:cantSplit/>
+          <w:jc w:val="center"/>
+        </w:trPr>
+        <w:tc>
+          <w:tcPr>
+            <w:tcW w:w="253" w:type="pct"/>
+          </w:tcPr>
+          <w:p>
+            <w:pPr>
+              <w:spacing w:after="0" w:line="240" w:lineRule="auto"/>
+              <w:ind w:left="0" w:right="0"/>
+              <w:jc w:val="center"/>
+              <w:rPr>
+                <w:rFonts w:ascii="Times New Roman" w:eastAsia="Times New Roman" w:hAnsi="Times New Roman" w:cs="Times New Roman"/>
+                <w:sz w:val="24"/>
+              </w:rPr>
+            </w:pPr>
+            <w:r>
+              <w:rPr>
+                <w:rFonts w:ascii="Times New Roman" w:eastAsia="Times New Roman" w:hAnsi="Times New Roman" w:cs="Times New Roman"/>
+              </w:rPr>
+              <w:t>2</w:t>
+            </w:r>
+          </w:p>
+        </w:tc>
+        <w:tc>
+          <w:tcPr>
+            <w:tcW w:w="389" w:type="pct"/>
+          </w:tcPr>
+          <w:p>
+            <w:pPr>
+              <w:spacing w:after="0" w:line="240" w:lineRule="auto"/>
+              <w:ind w:left="0" w:right="0"/>
+              <w:jc w:val="center"/>
+              <w:rPr>
+                <w:rFonts w:ascii="Times New Roman" w:eastAsia="Times New Roman" w:hAnsi="Times New Roman" w:cs="Times New Roman"/>
+                <w:sz w:val="24"/>
+              </w:rPr>
+            </w:pPr>
+            <w:r>
+              <w:rPr>
+                <w:rFonts w:ascii="Times New Roman" w:eastAsia="Times New Roman" w:hAnsi="Times New Roman" w:cs="Times New Roman"/>
+              </w:rPr>
+              <w:t>4722</w:t>
+            </w:r>
+          </w:p>
+        </w:tc>
+        <w:tc>
+          <w:tcPr>
+            <w:tcW w:w="3872" w:type="pct"/>
+          </w:tcPr>
+          <w:p>
+            <w:pPr>
+              <w:spacing w:after="0" w:line="240" w:lineRule="auto"/>
+              <w:ind w:left="0" w:right="0"/>
+              <w:rPr>
+                <w:rFonts w:ascii="Times New Roman" w:eastAsia="Times New Roman" w:hAnsi="Times New Roman" w:cs="Times New Roman"/>
+                <w:sz w:val="24"/>
+              </w:rPr>
+            </w:pPr>
+            <w:r>
+              <w:rPr>
+                <w:rFonts w:ascii="Times New Roman" w:eastAsia="Times New Roman" w:hAnsi="Times New Roman" w:cs="Times New Roman"/>
+                <w:b/>
+              </w:rPr>
+              <w:t>Bán lẻ thực phẩm</w:t>
+            </w:r>
+          </w:p>
+        </w:tc>
+        <w:tc>
+          <w:tcPr>
+            <w:tcW w:w="486" w:type="pct"/>
+          </w:tcPr>
+          <w:p>
+            <w:pPr>
+              <w:spacing w:after="0" w:line="240" w:lineRule="auto"/>
+              <w:ind w:left="0" w:right="0"/>
+              <w:jc w:val="center"/>
+              <w:rPr>
+                <w:rFonts w:ascii="Times New Roman" w:eastAsia="Times New Roman" w:hAnsi="Times New Roman" w:cs="Times New Roman"/>
+                <w:sz w:val="24"/>
               </w:rPr>
             </w:pPr>
           </w:p>
@@ -2338,6 +2923,7 @@
           <w:szCs w:val="28"/>
           <w:u w:val="single"/>
         </w:rPr>
+        <w:lastRenderedPageBreak/>
         <w:t xml:space="preserve">Điều </w:t>
       </w:r>
       <w:r>
@@ -2365,7 +2951,7 @@
           <w:sz w:val="28"/>
           <w:szCs w:val="28"/>
         </w:rPr>
-        <w:t>PENG, HUAQIONG</w:t>
+        <w:t>LỘC LỤC MÚI</w:t>
       </w:r>
       <w:r>
         <w:rPr>
@@ -2523,126 +3109,6 @@
         </w:rPr>
         <w:t>: Quyết định này có hiệu lực kể từ ngày ký.</w:t>
       </w:r>
-    </w:p>
-    <w:p>
-      <w:pPr>
-        <w:spacing w:after="120" w:line="240" w:lineRule="auto"/>
-        <w:ind w:left="0" w:right="0" w:firstLine="360"/>
-        <w:jc w:val="both"/>
-        <w:rPr>
-          <w:rFonts w:ascii="Times New Roman" w:hAnsi="Times New Roman" w:cs="Times New Roman"/>
-          <w:sz w:val="28"/>
-          <w:szCs w:val="28"/>
-        </w:rPr>
-      </w:pPr>
-    </w:p>
-    <w:p>
-      <w:pPr>
-        <w:spacing w:after="120" w:line="240" w:lineRule="auto"/>
-        <w:ind w:left="0" w:right="0" w:firstLine="360"/>
-        <w:jc w:val="both"/>
-        <w:rPr>
-          <w:rFonts w:ascii="Times New Roman" w:hAnsi="Times New Roman" w:cs="Times New Roman"/>
-          <w:sz w:val="28"/>
-          <w:szCs w:val="28"/>
-        </w:rPr>
-      </w:pPr>
-    </w:p>
-    <w:p>
-      <w:pPr>
-        <w:spacing w:after="120" w:line="240" w:lineRule="auto"/>
-        <w:ind w:left="0" w:right="0" w:firstLine="360"/>
-        <w:jc w:val="both"/>
-        <w:rPr>
-          <w:rFonts w:ascii="Times New Roman" w:hAnsi="Times New Roman" w:cs="Times New Roman"/>
-          <w:sz w:val="28"/>
-          <w:szCs w:val="28"/>
-        </w:rPr>
-      </w:pPr>
-    </w:p>
-    <w:p>
-      <w:pPr>
-        <w:spacing w:after="120" w:line="240" w:lineRule="auto"/>
-        <w:ind w:left="0" w:right="0" w:firstLine="360"/>
-        <w:jc w:val="both"/>
-        <w:rPr>
-          <w:rFonts w:ascii="Times New Roman" w:hAnsi="Times New Roman" w:cs="Times New Roman"/>
-          <w:sz w:val="28"/>
-          <w:szCs w:val="28"/>
-        </w:rPr>
-      </w:pPr>
-    </w:p>
-    <w:p>
-      <w:pPr>
-        <w:spacing w:after="120" w:line="240" w:lineRule="auto"/>
-        <w:ind w:left="0" w:right="0" w:firstLine="360"/>
-        <w:jc w:val="both"/>
-        <w:rPr>
-          <w:rFonts w:ascii="Times New Roman" w:hAnsi="Times New Roman" w:cs="Times New Roman"/>
-          <w:sz w:val="28"/>
-          <w:szCs w:val="28"/>
-        </w:rPr>
-      </w:pPr>
-    </w:p>
-    <w:p>
-      <w:pPr>
-        <w:spacing w:after="120" w:line="240" w:lineRule="auto"/>
-        <w:ind w:left="0" w:right="0" w:firstLine="360"/>
-        <w:jc w:val="both"/>
-        <w:rPr>
-          <w:rFonts w:ascii="Times New Roman" w:hAnsi="Times New Roman" w:cs="Times New Roman"/>
-          <w:sz w:val="28"/>
-          <w:szCs w:val="28"/>
-        </w:rPr>
-      </w:pPr>
-    </w:p>
-    <w:p>
-      <w:pPr>
-        <w:spacing w:after="120" w:line="240" w:lineRule="auto"/>
-        <w:ind w:left="0" w:right="0" w:firstLine="360"/>
-        <w:jc w:val="both"/>
-        <w:rPr>
-          <w:rFonts w:ascii="Times New Roman" w:hAnsi="Times New Roman" w:cs="Times New Roman"/>
-          <w:sz w:val="28"/>
-          <w:szCs w:val="28"/>
-        </w:rPr>
-      </w:pPr>
-    </w:p>
-    <w:p>
-      <w:pPr>
-        <w:spacing w:after="120" w:line="240" w:lineRule="auto"/>
-        <w:ind w:left="0" w:right="0" w:firstLine="360"/>
-        <w:jc w:val="both"/>
-        <w:rPr>
-          <w:rFonts w:ascii="Times New Roman" w:hAnsi="Times New Roman" w:cs="Times New Roman"/>
-          <w:sz w:val="28"/>
-          <w:szCs w:val="28"/>
-        </w:rPr>
-      </w:pPr>
-    </w:p>
-    <w:p>
-      <w:pPr>
-        <w:spacing w:after="120" w:line="240" w:lineRule="auto"/>
-        <w:ind w:left="0" w:right="0" w:firstLine="360"/>
-        <w:jc w:val="both"/>
-        <w:rPr>
-          <w:rFonts w:ascii="Times New Roman" w:hAnsi="Times New Roman" w:cs="Times New Roman"/>
-          <w:sz w:val="28"/>
-          <w:szCs w:val="28"/>
-        </w:rPr>
-      </w:pPr>
-    </w:p>
-    <w:p>
-      <w:pPr>
-        <w:spacing w:after="120" w:line="240" w:lineRule="auto"/>
-        <w:ind w:left="0" w:right="0" w:firstLine="360"/>
-        <w:jc w:val="both"/>
-        <w:rPr>
-          <w:rFonts w:ascii="Times New Roman" w:hAnsi="Times New Roman" w:cs="Times New Roman"/>
-          <w:sz w:val="28"/>
-          <w:szCs w:val="28"/>
-        </w:rPr>
-      </w:pPr>
     </w:p>
     <w:p>
       <w:pPr>
@@ -2683,8 +3149,8 @@
         <w:tblLook w:val="04A0" w:firstRow="1" w:lastRow="0" w:firstColumn="1" w:lastColumn="0" w:noHBand="0" w:noVBand="1"/>
       </w:tblPr>
       <w:tblGrid>
-        <w:gridCol w:w="4651"/>
-        <w:gridCol w:w="4645"/>
+        <w:gridCol w:w="4652"/>
+        <w:gridCol w:w="4644"/>
       </w:tblGrid>
       <w:tr>
         <w:tc>
@@ -2937,7 +3403,7 @@
                 <w:sz w:val="28"/>
                 <w:szCs w:val="28"/>
               </w:rPr>
-              <w:t>LÊ THỊ BÍCH TIỀN</w:t>
+              <w:t>LỘC LỤC MÚI</w:t>
             </w:r>
           </w:p>
         </w:tc>
@@ -4110,6 +4576,72 @@
       </w:tblBorders>
     </w:tblPr>
   </w:style>
+  <w:style w:type="table" w:customStyle="1" w:styleId="TableGrid4">
+    <w:name w:val="Table Grid4"/>
+    <w:basedOn w:val="TableNormal"/>
+    <w:next w:val="TableGrid"/>
+    <w:uiPriority w:val="59"/>
+    <w:rsid w:val="00726652"/>
+    <w:rPr>
+      <w:rFonts w:eastAsia="MS Mincho"/>
+      <w:sz w:val="22"/>
+      <w:szCs w:val="22"/>
+    </w:rPr>
+    <w:tblPr>
+      <w:tblBorders>
+        <w:top w:val="single" w:sz="4" w:space="0" w:color="auto"/>
+        <w:left w:val="single" w:sz="4" w:space="0" w:color="auto"/>
+        <w:bottom w:val="single" w:sz="4" w:space="0" w:color="auto"/>
+        <w:right w:val="single" w:sz="4" w:space="0" w:color="auto"/>
+        <w:insideH w:val="single" w:sz="4" w:space="0" w:color="auto"/>
+        <w:insideV w:val="single" w:sz="4" w:space="0" w:color="auto"/>
+      </w:tblBorders>
+    </w:tblPr>
+  </w:style>
+  <w:style w:type="table" w:customStyle="1" w:styleId="TableGrid11">
+    <w:name w:val="Table Grid11"/>
+    <w:basedOn w:val="TableNormal"/>
+    <w:next w:val="TableGrid"/>
+    <w:uiPriority w:val="59"/>
+    <w:rsid w:val="00726652"/>
+    <w:rPr>
+      <w:rFonts w:eastAsia="MS Mincho"/>
+      <w:sz w:val="22"/>
+      <w:szCs w:val="22"/>
+    </w:rPr>
+    <w:tblPr>
+      <w:tblBorders>
+        <w:top w:val="single" w:sz="4" w:space="0" w:color="auto"/>
+        <w:left w:val="single" w:sz="4" w:space="0" w:color="auto"/>
+        <w:bottom w:val="single" w:sz="4" w:space="0" w:color="auto"/>
+        <w:right w:val="single" w:sz="4" w:space="0" w:color="auto"/>
+        <w:insideH w:val="single" w:sz="4" w:space="0" w:color="auto"/>
+        <w:insideV w:val="single" w:sz="4" w:space="0" w:color="auto"/>
+      </w:tblBorders>
+    </w:tblPr>
+  </w:style>
+  <w:style w:type="table" w:customStyle="1" w:styleId="TableGrid21">
+    <w:name w:val="Table Grid21"/>
+    <w:basedOn w:val="TableNormal"/>
+    <w:next w:val="TableGrid"/>
+    <w:uiPriority w:val="59"/>
+    <w:rsid w:val="00726652"/>
+    <w:rPr>
+      <w:rFonts w:eastAsia="MS Mincho"/>
+      <w:sz w:val="22"/>
+      <w:szCs w:val="22"/>
+    </w:rPr>
+    <w:tblPr>
+      <w:tblBorders>
+        <w:top w:val="single" w:sz="4" w:space="0" w:color="auto"/>
+        <w:left w:val="single" w:sz="4" w:space="0" w:color="auto"/>
+        <w:bottom w:val="single" w:sz="4" w:space="0" w:color="auto"/>
+        <w:right w:val="single" w:sz="4" w:space="0" w:color="auto"/>
+        <w:insideH w:val="single" w:sz="4" w:space="0" w:color="auto"/>
+        <w:insideV w:val="single" w:sz="4" w:space="0" w:color="auto"/>
+      </w:tblBorders>
+    </w:tblPr>
+  </w:style>
 </w:styles>
 </file>
 
@@ -4375,30 +4907,6 @@
 </file>
 
 <file path=customXml/item1.xml><?xml version="1.0" encoding="utf-8"?>
-<?mso-contentType ?>
-<FormTemplates xmlns="http://schemas.microsoft.com/sharepoint/v3/contenttype/forms">
-  <Display>DocumentLibraryForm</Display>
-  <Edit>DocumentLibraryForm</Edit>
-  <New>DocumentLibraryForm</New>
-</FormTemplates>
-</file>
-
-<file path=customXml/item2.xml><?xml version="1.0" encoding="utf-8"?>
-<p:properties xmlns:p="http://schemas.microsoft.com/office/2006/metadata/properties" xmlns:xsi="http://www.w3.org/2001/XMLSchema-instance" xmlns:pc="http://schemas.microsoft.com/office/infopath/2007/PartnerControls">
-  <documentManagement>
-    <AlternateThumbnailUrl xmlns="http://schemas.microsoft.com/sharepoint/v3">
-      <Url xsi:nil="true"/>
-      <Description xsi:nil="true"/>
-    </AlternateThumbnailUrl>
-    <VideoThumbnail xmlns="4ae7861e-4bff-47fb-9754-a3da037d4eb5" xsi:nil="true"/>
-    <ImageCreateDate xmlns="http://schemas.microsoft.com/sharepoint/v3" xsi:nil="true"/>
-    <GetImgForVideo xmlns="4ae7861e-4bff-47fb-9754-a3da037d4eb5" xsi:nil="true"/>
-    <Description xmlns="http://schemas.microsoft.com/sharepoint/v3" xsi:nil="true"/>
-  </documentManagement>
-</p:properties>
-</file>
-
-<file path=customXml/item3.xml><?xml version="1.0" encoding="utf-8"?>
 <ct:contentTypeSchema xmlns:ct="http://schemas.microsoft.com/office/2006/metadata/contentType" xmlns:ma="http://schemas.microsoft.com/office/2006/metadata/properties/metaAttributes" ct:_="" ma:_="" ma:contentTypeName="Picture" ma:contentTypeID="0x0101020088C615AFA6081A4EAC6D0C7B5DE5004C" ma:contentTypeVersion="3" ma:contentTypeDescription="Upload an image or a photograph." ma:contentTypeScope="" ma:versionID="8a358c36b680c6236bc77b7a1286c80c">
   <xsd:schema xmlns:xsd="http://www.w3.org/2001/XMLSchema" xmlns:xs="http://www.w3.org/2001/XMLSchema" xmlns:p="http://schemas.microsoft.com/office/2006/metadata/properties" xmlns:ns1="http://schemas.microsoft.com/sharepoint/v3" xmlns:ns2="4ae7861e-4bff-47fb-9754-a3da037d4eb5" targetNamespace="http://schemas.microsoft.com/office/2006/metadata/properties" ma:root="true" ma:fieldsID="1315e3235dfc98430f19347398624d38" ns1:_="" ns2:_="">
     <xsd:import namespace="http://schemas.microsoft.com/sharepoint/v3"/>
@@ -4586,10 +5094,45 @@
 </ct:contentTypeSchema>
 </file>
 
+<file path=customXml/item2.xml><?xml version="1.0" encoding="utf-8"?>
+<p:properties xmlns:p="http://schemas.microsoft.com/office/2006/metadata/properties" xmlns:xsi="http://www.w3.org/2001/XMLSchema-instance" xmlns:pc="http://schemas.microsoft.com/office/infopath/2007/PartnerControls">
+  <documentManagement>
+    <AlternateThumbnailUrl xmlns="http://schemas.microsoft.com/sharepoint/v3">
+      <Url xsi:nil="true"/>
+      <Description xsi:nil="true"/>
+    </AlternateThumbnailUrl>
+    <VideoThumbnail xmlns="4ae7861e-4bff-47fb-9754-a3da037d4eb5" xsi:nil="true"/>
+    <ImageCreateDate xmlns="http://schemas.microsoft.com/sharepoint/v3" xsi:nil="true"/>
+    <GetImgForVideo xmlns="4ae7861e-4bff-47fb-9754-a3da037d4eb5" xsi:nil="true"/>
+    <Description xmlns="http://schemas.microsoft.com/sharepoint/v3" xsi:nil="true"/>
+  </documentManagement>
+</p:properties>
+</file>
+
+<file path=customXml/item3.xml><?xml version="1.0" encoding="utf-8"?>
+<?mso-contentType ?>
+<FormTemplates xmlns="http://schemas.microsoft.com/sharepoint/v3/contenttype/forms">
+  <Display>DocumentLibraryForm</Display>
+  <Edit>DocumentLibraryForm</Edit>
+  <New>DocumentLibraryForm</New>
+</FormTemplates>
+</file>
+
 <file path=customXml/itemProps1.xml><?xml version="1.0" encoding="utf-8"?>
-<ds:datastoreItem xmlns:ds="http://schemas.openxmlformats.org/officeDocument/2006/customXml" ds:itemID="{AFD07A8A-035B-44B3-8740-60045F8E4C9F}">
+<ds:datastoreItem xmlns:ds="http://schemas.openxmlformats.org/officeDocument/2006/customXml" ds:itemID="{8032CC91-C47F-435F-963C-35AB8945FB24}">
   <ds:schemaRefs>
-    <ds:schemaRef ds:uri="http://schemas.microsoft.com/sharepoint/v3/contenttype/forms"/>
+    <ds:schemaRef ds:uri="http://schemas.microsoft.com/office/2006/metadata/contentType"/>
+    <ds:schemaRef ds:uri="http://schemas.microsoft.com/office/2006/metadata/properties/metaAttributes"/>
+    <ds:schemaRef ds:uri="http://www.w3.org/2001/XMLSchema"/>
+    <ds:schemaRef ds:uri="http://schemas.microsoft.com/office/2006/metadata/properties"/>
+    <ds:schemaRef ds:uri="http://schemas.microsoft.com/sharepoint/v3"/>
+    <ds:schemaRef ds:uri="4ae7861e-4bff-47fb-9754-a3da037d4eb5"/>
+    <ds:schemaRef ds:uri="http://schemas.microsoft.com/office/2006/documentManagement/types"/>
+    <ds:schemaRef ds:uri="http://schemas.microsoft.com/office/infopath/2007/PartnerControls"/>
+    <ds:schemaRef ds:uri="http://schemas.openxmlformats.org/package/2006/metadata/core-properties"/>
+    <ds:schemaRef ds:uri="http://purl.org/dc/elements/1.1/"/>
+    <ds:schemaRef ds:uri="http://purl.org/dc/terms/"/>
+    <ds:schemaRef ds:uri="http://schemas.microsoft.com/internal/obd"/>
   </ds:schemaRefs>
 </ds:datastoreItem>
 </file>
@@ -4606,20 +5149,9 @@
 </file>
 
 <file path=customXml/itemProps3.xml><?xml version="1.0" encoding="utf-8"?>
-<ds:datastoreItem xmlns:ds="http://schemas.openxmlformats.org/officeDocument/2006/customXml" ds:itemID="{8032CC91-C47F-435F-963C-35AB8945FB24}">
+<ds:datastoreItem xmlns:ds="http://schemas.openxmlformats.org/officeDocument/2006/customXml" ds:itemID="{AFD07A8A-035B-44B3-8740-60045F8E4C9F}">
   <ds:schemaRefs>
-    <ds:schemaRef ds:uri="http://schemas.microsoft.com/office/2006/metadata/contentType"/>
-    <ds:schemaRef ds:uri="http://schemas.microsoft.com/office/2006/metadata/properties/metaAttributes"/>
-    <ds:schemaRef ds:uri="http://www.w3.org/2001/XMLSchema"/>
-    <ds:schemaRef ds:uri="http://schemas.microsoft.com/office/2006/metadata/properties"/>
-    <ds:schemaRef ds:uri="http://schemas.microsoft.com/sharepoint/v3"/>
-    <ds:schemaRef ds:uri="4ae7861e-4bff-47fb-9754-a3da037d4eb5"/>
-    <ds:schemaRef ds:uri="http://schemas.microsoft.com/office/2006/documentManagement/types"/>
-    <ds:schemaRef ds:uri="http://schemas.microsoft.com/office/infopath/2007/PartnerControls"/>
-    <ds:schemaRef ds:uri="http://schemas.openxmlformats.org/package/2006/metadata/core-properties"/>
-    <ds:schemaRef ds:uri="http://purl.org/dc/elements/1.1/"/>
-    <ds:schemaRef ds:uri="http://purl.org/dc/terms/"/>
-    <ds:schemaRef ds:uri="http://schemas.microsoft.com/internal/obd"/>
+    <ds:schemaRef ds:uri="http://schemas.microsoft.com/sharepoint/v3/contenttype/forms"/>
   </ds:schemaRefs>
 </ds:datastoreItem>
 </file>